--- a/docs/Claude_Skills_CheatSheet.docx
+++ b/docs/Claude_Skills_CheatSheet.docx
@@ -92,7 +92,7 @@
           <w:color w:val="666666"/>
           <w:sz w:val="16"/>
         </w:rPr>
-        <w:t>23 skills · 4 layers · Pattern Investment Team · April 2026</w:t>
+        <w:t>24 skills · 4 layers · Pattern Investment Team · April 2026</w:t>
       </w:r>
     </w:p>
     <w:tbl>
@@ -2299,6 +2299,109 @@
           </w:p>
         </w:tc>
       </w:tr>
+      <w:tr>
+        <w:tc>
+          <w:tcPr>
+            <w:tcW w:w="650" w:type="dxa"/>
+            <w:shd w:val="clear" w:color="auto" w:fill="E6EFFD"/>
+            <w:tcMar>
+              <w:top w:w="30" w:type="dxa"/>
+              <w:left w:w="80" w:type="dxa"/>
+              <w:bottom w:w="30" w:type="dxa"/>
+              <w:right w:w="80" w:type="dxa"/>
+            </w:tcMar>
+          </w:tcPr>
+          <w:p>
+            <w:pPr>
+              <w:spacing w:after="0" w:line="240" w:lineRule="auto"/>
+              <w:jc w:val="center"/>
+            </w:pPr>
+            <w:r>
+              <w:rPr>
+                <w:rFonts w:ascii="Wix Madefor Display SemiBold" w:hAnsi="Wix Madefor Display SemiBold"/>
+                <w:b/>
+                <w:color w:val="4280F4"/>
+                <w:sz w:val="16"/>
+              </w:rPr>
+              <w:t>L2</w:t>
+            </w:r>
+          </w:p>
+        </w:tc>
+        <w:tc>
+          <w:tcPr>
+            <w:tcW w:w="1700" w:type="dxa"/>
+            <w:tcMar>
+              <w:top w:w="30" w:type="dxa"/>
+              <w:left w:w="80" w:type="dxa"/>
+              <w:bottom w:w="30" w:type="dxa"/>
+              <w:right w:w="80" w:type="dxa"/>
+            </w:tcMar>
+          </w:tcPr>
+          <w:p>
+            <w:pPr>
+              <w:spacing w:after="0" w:line="240" w:lineRule="auto"/>
+            </w:pPr>
+            <w:r>
+              <w:rPr>
+                <w:rFonts w:ascii="Wix Madefor Display SemiBold" w:hAnsi="Wix Madefor Display SemiBold"/>
+                <w:b/>
+                <w:color w:val="0F4761"/>
+                <w:sz w:val="17"/>
+              </w:rPr>
+              <w:t>kpi-tree-builder</w:t>
+            </w:r>
+          </w:p>
+        </w:tc>
+        <w:tc>
+          <w:tcPr>
+            <w:tcW w:w="6500" w:type="dxa"/>
+            <w:tcMar>
+              <w:top w:w="30" w:type="dxa"/>
+              <w:left w:w="80" w:type="dxa"/>
+              <w:bottom w:w="30" w:type="dxa"/>
+              <w:right w:w="80" w:type="dxa"/>
+            </w:tcMar>
+          </w:tcPr>
+          <w:p>
+            <w:pPr>
+              <w:spacing w:after="0" w:line="252" w:lineRule="auto"/>
+            </w:pPr>
+            <w:r>
+              <w:rPr>
+                <w:rFonts w:ascii="Wix Madefor Display" w:hAnsi="Wix Madefor Display"/>
+                <w:color w:val="000000"/>
+                <w:sz w:val="16"/>
+              </w:rPr>
+              <w:t>Decomposes a budget, forecast, or operating target into causal drivers and atomic inputs with owners, cadences, and management actions. Two modes: diligence (audit management budget credibility) and post-close (define tracking architecture).</w:t>
+            </w:r>
+          </w:p>
+        </w:tc>
+        <w:tc>
+          <w:tcPr>
+            <w:tcW w:w="5850" w:type="dxa"/>
+            <w:tcMar>
+              <w:top w:w="30" w:type="dxa"/>
+              <w:left w:w="80" w:type="dxa"/>
+              <w:bottom w:w="30" w:type="dxa"/>
+              <w:right w:w="80" w:type="dxa"/>
+            </w:tcMar>
+          </w:tcPr>
+          <w:p>
+            <w:pPr>
+              <w:spacing w:after="0" w:line="252" w:lineRule="auto"/>
+            </w:pPr>
+            <w:r>
+              <w:rPr>
+                <w:rFonts w:ascii="Wix Madefor Display" w:hAnsi="Wix Madefor Display"/>
+                <w:i/>
+                <w:color w:val="000000"/>
+                <w:sz w:val="16"/>
+              </w:rPr>
+              <w:t>KPI tree, driver dictionary, tracking pack (weekly/monthly/quarterly metrics)</w:t>
+            </w:r>
+          </w:p>
+        </w:tc>
+      </w:tr>
     </w:tbl>
     <w:p>
       <w:pPr>

--- a/docs/Claude_Skills_CheatSheet.docx
+++ b/docs/Claude_Skills_CheatSheet.docx
@@ -1,70 +1,5 @@
 
-<file path=customXml\item1.xml><?xml version="1.0" encoding="utf-8"?>
-<b:Sources xmlns:b="http://schemas.openxmlformats.org/officeDocument/2006/bibliography" xmlns="http://schemas.openxmlformats.org/officeDocument/2006/bibliography" SelectedStyle="/APA.XSL" StyleName="APA"/>
-</file>
-
-<file path=customXml\itemProps1.xml><?xml version="1.0" encoding="utf-8"?>
-<ds:datastoreItem xmlns:ds="http://schemas.openxmlformats.org/officeDocument/2006/customXml" ds:itemID="{EF278816-EC6F-A645-907D-7F25AECB1D4A}">
-  <ds:schemaRefs>
-    <ds:schemaRef ds:uri="http://schemas.openxmlformats.org/officeDocument/2006/bibliography"/>
-  </ds:schemaRefs>
-</ds:datastoreItem>
-</file>
-
-<file path=docProps\app.xml><?xml version="1.0" encoding="utf-8"?>
-<Properties xmlns="http://schemas.openxmlformats.org/officeDocument/2006/extended-properties" xmlns:vt="http://schemas.openxmlformats.org/officeDocument/2006/docPropsVTypes">
-  <Template>Normal</Template>
-  <TotalTime>0</TotalTime>
-  <Pages>1</Pages>
-  <Words>474</Words>
-  <Characters>2707</Characters>
-  <Application>Microsoft Office Word</Application>
-  <DocSecurity>0</DocSecurity>
-  <Lines>22</Lines>
-  <Paragraphs>6</Paragraphs>
-  <ScaleCrop>false</ScaleCrop>
-  <HeadingPairs>
-    <vt:vector size="2" baseType="variant">
-      <vt:variant>
-        <vt:lpstr>Title</vt:lpstr>
-      </vt:variant>
-      <vt:variant>
-        <vt:i4>1</vt:i4>
-      </vt:variant>
-    </vt:vector>
-  </HeadingPairs>
-  <TitlesOfParts>
-    <vt:vector size="1" baseType="lpstr">
-      <vt:lpstr/>
-    </vt:vector>
-  </TitlesOfParts>
-  <Manager/>
-  <Company/>
-  <LinksUpToDate>false</LinksUpToDate>
-  <CharactersWithSpaces>3175</CharactersWithSpaces>
-  <SharedDoc>false</SharedDoc>
-  <HyperlinkBase/>
-  <HyperlinksChanged>false</HyperlinksChanged>
-  <AppVersion>16.0000</AppVersion>
-</Properties>
-</file>
-
-<file path=docProps\core.xml><?xml version="1.0" encoding="utf-8"?>
-<cp:coreProperties xmlns:cp="http://schemas.openxmlformats.org/package/2006/metadata/core-properties" xmlns:dc="http://purl.org/dc/elements/1.1/" xmlns:dcterms="http://purl.org/dc/terms/" xmlns:dcmitype="http://purl.org/dc/dcmitype/" xmlns:xsi="http://www.w3.org/2001/XMLSchema-instance">
-  <dc:title/>
-  <dc:subject/>
-  <dc:creator>python-docx</dc:creator>
-  <cp:keywords/>
-  <dc:description>generated by python-docx</dc:description>
-  <cp:lastModifiedBy>Ian Lawrence</cp:lastModifiedBy>
-  <cp:revision>2</cp:revision>
-  <dcterms:created xsi:type="dcterms:W3CDTF">2026-04-21T23:06:00Z</dcterms:created>
-  <dcterms:modified xsi:type="dcterms:W3CDTF">2026-04-21T23:06:00Z</dcterms:modified>
-  <cp:category/>
-</cp:coreProperties>
-</file>
-
-<file path=word\document.xml><?xml version="1.0" encoding="utf-8"?>
+<file path=word/document.xml><?xml version="1.0" encoding="utf-8"?>
 <w:document xmlns:wpc="http://schemas.microsoft.com/office/word/2010/wordprocessingCanvas" xmlns:cx="http://schemas.microsoft.com/office/drawing/2014/chartex" xmlns:cx1="http://schemas.microsoft.com/office/drawing/2015/9/8/chartex" xmlns:cx2="http://schemas.microsoft.com/office/drawing/2015/10/21/chartex" xmlns:cx3="http://schemas.microsoft.com/office/drawing/2016/5/9/chartex" xmlns:cx4="http://schemas.microsoft.com/office/drawing/2016/5/10/chartex" xmlns:cx5="http://schemas.microsoft.com/office/drawing/2016/5/11/chartex" xmlns:cx6="http://schemas.microsoft.com/office/drawing/2016/5/12/chartex" xmlns:cx7="http://schemas.microsoft.com/office/drawing/2016/5/13/chartex" xmlns:cx8="http://schemas.microsoft.com/office/drawing/2016/5/14/chartex" xmlns:mc="http://schemas.openxmlformats.org/markup-compatibility/2006" xmlns:aink="http://schemas.microsoft.com/office/drawing/2016/ink" xmlns:am3d="http://schemas.microsoft.com/office/drawing/2017/model3d" xmlns:o="urn:schemas-microsoft-com:office:office" xmlns:oel="http://schemas.microsoft.com/office/2019/extlst" xmlns:r="http://schemas.openxmlformats.org/officeDocument/2006/relationships" xmlns:m="http://schemas.openxmlformats.org/officeDocument/2006/math" xmlns:v="urn:schemas-microsoft-com:vml" xmlns:wp14="http://schemas.microsoft.com/office/word/2010/wordprocessingDrawing" xmlns:wp="http://schemas.openxmlformats.org/drawingml/2006/wordprocessingDrawing" xmlns:w10="urn:schemas-microsoft-com:office:word" xmlns:w="http://schemas.openxmlformats.org/wordprocessingml/2006/main" xmlns:w14="http://schemas.microsoft.com/office/word/2010/wordml" xmlns:w15="http://schemas.microsoft.com/office/word/2012/wordml" xmlns:w16cex="http://schemas.microsoft.com/office/word/2018/wordml/cex" xmlns:w16cid="http://schemas.microsoft.com/office/word/2016/wordml/cid" xmlns:w16="http://schemas.microsoft.com/office/word/2018/wordml" xmlns:w16du="http://schemas.microsoft.com/office/word/2023/wordml/word16du" xmlns:w16sdtdh="http://schemas.microsoft.com/office/word/2020/wordml/sdtdatahash" xmlns:w16sdtfl="http://schemas.microsoft.com/office/word/2024/wordml/sdtformatlock" xmlns:w16se="http://schemas.microsoft.com/office/word/2015/wordml/symex" xmlns:wpg="http://schemas.microsoft.com/office/word/2010/wordprocessingGroup" xmlns:wpi="http://schemas.microsoft.com/office/word/2010/wordprocessingInk" xmlns:wne="http://schemas.microsoft.com/office/word/2006/wordml" xmlns:wps="http://schemas.microsoft.com/office/word/2010/wordprocessingShape" mc:Ignorable="w14 w15 w16se w16cid w16 w16cex w16sdtdh w16sdtfl w16du wp14">
   <w:body>
     <w:p>
@@ -92,7 +27,7 @@
           <w:color w:val="666666"/>
           <w:sz w:val="16"/>
         </w:rPr>
-        <w:t>24 skills · 4 layers · Pattern Investment Team · April 2026</w:t>
+        <w:t>21 skills · 4 layers · Pattern Investment Team · April 2026</w:t>
       </w:r>
     </w:p>
     <w:tbl>
@@ -2245,109 +2180,6 @@
                 <w:color w:val="0F4761"/>
                 <w:sz w:val="17"/>
               </w:rPr>
-              <w:t>saas-revenue-growth-metrics</w:t>
-            </w:r>
-          </w:p>
-        </w:tc>
-        <w:tc>
-          <w:tcPr>
-            <w:tcW w:w="6500" w:type="dxa"/>
-            <w:tcMar>
-              <w:top w:w="30" w:type="dxa"/>
-              <w:left w:w="80" w:type="dxa"/>
-              <w:bottom w:w="30" w:type="dxa"/>
-              <w:right w:w="80" w:type="dxa"/>
-            </w:tcMar>
-          </w:tcPr>
-          <w:p>
-            <w:pPr>
-              <w:spacing w:after="0" w:line="252" w:lineRule="auto"/>
-            </w:pPr>
-            <w:r>
-              <w:rPr>
-                <w:rFonts w:ascii="Wix Madefor Display" w:hAnsi="Wix Madefor Display"/>
-                <w:color w:val="000000"/>
-                <w:sz w:val="16"/>
-              </w:rPr>
-              <w:t>Revenue, retention, NRR/GRR, ARR growth, churn, expansion, and logo retention â€</w:t>
-            </w:r>
-          </w:p>
-        </w:tc>
-        <w:tc>
-          <w:tcPr>
-            <w:tcW w:w="5850" w:type="dxa"/>
-            <w:tcMar>
-              <w:top w:w="30" w:type="dxa"/>
-              <w:left w:w="80" w:type="dxa"/>
-              <w:bottom w:w="30" w:type="dxa"/>
-              <w:right w:w="80" w:type="dxa"/>
-            </w:tcMar>
-          </w:tcPr>
-          <w:p>
-            <w:pPr>
-              <w:spacing w:after="0" w:line="252" w:lineRule="auto"/>
-            </w:pPr>
-            <w:r>
-              <w:rPr>
-                <w:rFonts w:ascii="Wix Madefor Display" w:hAnsi="Wix Madefor Display"/>
-                <w:i/>
-                <w:color w:val="000000"/>
-                <w:sz w:val="16"/>
-              </w:rPr>
-              <w:t>definitions calculation</w:t>
-            </w:r>
-          </w:p>
-        </w:tc>
-      </w:tr>
-      <w:tr>
-        <w:tc>
-          <w:tcPr>
-            <w:tcW w:w="650" w:type="dxa"/>
-            <w:shd w:val="clear" w:color="auto" w:fill="E6EFFD"/>
-            <w:tcMar>
-              <w:top w:w="30" w:type="dxa"/>
-              <w:left w:w="80" w:type="dxa"/>
-              <w:bottom w:w="30" w:type="dxa"/>
-              <w:right w:w="80" w:type="dxa"/>
-            </w:tcMar>
-          </w:tcPr>
-          <w:p>
-            <w:pPr>
-              <w:spacing w:after="0" w:line="240" w:lineRule="auto"/>
-              <w:jc w:val="center"/>
-            </w:pPr>
-            <w:r>
-              <w:rPr>
-                <w:rFonts w:ascii="Wix Madefor Display SemiBold" w:hAnsi="Wix Madefor Display SemiBold"/>
-                <w:b/>
-                <w:color w:val="4280F4"/>
-                <w:sz w:val="16"/>
-              </w:rPr>
-              <w:t>L2</w:t>
-            </w:r>
-          </w:p>
-        </w:tc>
-        <w:tc>
-          <w:tcPr>
-            <w:tcW w:w="1700" w:type="dxa"/>
-            <w:tcMar>
-              <w:top w:w="30" w:type="dxa"/>
-              <w:left w:w="80" w:type="dxa"/>
-              <w:bottom w:w="30" w:type="dxa"/>
-              <w:right w:w="80" w:type="dxa"/>
-            </w:tcMar>
-          </w:tcPr>
-          <w:p>
-            <w:pPr>
-              <w:spacing w:after="0" w:line="240" w:lineRule="auto"/>
-            </w:pPr>
-            <w:r>
-              <w:rPr>
-                <w:rFonts w:ascii="Wix Madefor Display SemiBold" w:hAnsi="Wix Madefor Display SemiBold"/>
-                <w:b/>
-                <w:color w:val="0F4761"/>
-                <w:sz w:val="17"/>
-              </w:rPr>
               <w:t>kpi-tree-builder</w:t>
             </w:r>
           </w:p>
@@ -2402,6 +2234,109 @@
           </w:p>
         </w:tc>
       </w:tr>
+      <w:tr>
+        <w:tc>
+          <w:tcPr>
+            <w:tcW w:w="650" w:type="dxa"/>
+            <w:shd w:val="clear" w:color="auto" w:fill="E6EFFD"/>
+            <w:tcMar>
+              <w:top w:w="30" w:type="dxa"/>
+              <w:left w:w="80" w:type="dxa"/>
+              <w:bottom w:w="30" w:type="dxa"/>
+              <w:right w:w="80" w:type="dxa"/>
+            </w:tcMar>
+          </w:tcPr>
+          <w:p>
+            <w:pPr>
+              <w:spacing w:after="0" w:line="240" w:lineRule="auto"/>
+              <w:jc w:val="center"/>
+            </w:pPr>
+            <w:r>
+              <w:rPr>
+                <w:rFonts w:ascii="Wix Madefor Display SemiBold" w:hAnsi="Wix Madefor Display SemiBold"/>
+                <w:b/>
+                <w:color w:val="4280F4"/>
+                <w:sz w:val="16"/>
+              </w:rPr>
+              <w:t>L2</w:t>
+            </w:r>
+          </w:p>
+        </w:tc>
+        <w:tc>
+          <w:tcPr>
+            <w:tcW w:w="1700" w:type="dxa"/>
+            <w:tcMar>
+              <w:top w:w="30" w:type="dxa"/>
+              <w:left w:w="80" w:type="dxa"/>
+              <w:bottom w:w="30" w:type="dxa"/>
+              <w:right w:w="80" w:type="dxa"/>
+            </w:tcMar>
+          </w:tcPr>
+          <w:p>
+            <w:pPr>
+              <w:spacing w:after="0" w:line="240" w:lineRule="auto"/>
+            </w:pPr>
+            <w:r>
+              <w:rPr>
+                <w:rFonts w:ascii="Wix Madefor Display SemiBold" w:hAnsi="Wix Madefor Display SemiBold"/>
+                <w:b/>
+                <w:color w:val="0F4761"/>
+                <w:sz w:val="17"/>
+              </w:rPr>
+              <w:t>gtm-metrics-analyzer</w:t>
+            </w:r>
+          </w:p>
+        </w:tc>
+        <w:tc>
+          <w:tcPr>
+            <w:tcW w:w="6500" w:type="dxa"/>
+            <w:tcMar>
+              <w:top w:w="30" w:type="dxa"/>
+              <w:left w:w="80" w:type="dxa"/>
+              <w:bottom w:w="30" w:type="dxa"/>
+              <w:right w:w="80" w:type="dxa"/>
+            </w:tcMar>
+          </w:tcPr>
+          <w:p>
+            <w:pPr>
+              <w:spacing w:after="0" w:line="252" w:lineRule="auto"/>
+            </w:pPr>
+            <w:r>
+              <w:rPr>
+                <w:rFonts w:ascii="Wix Madefor Display" w:hAnsi="Wix Madefor Display"/>
+                <w:color w:val="000000"/>
+                <w:sz w:val="16"/>
+              </w:rPr>
+              <w:t>Builds a 4-tab GTM diagnostic workbook from uploaded source files. Calculates 48 metrics across 6 families: ARR funnel, pipeline, retention, efficiency &amp; economics, team &amp; productivity, fiscal maturity. Separates provided inputs from derived outputs. Requires Excel 365/2019+ (XLOOKUP).</w:t>
+            </w:r>
+          </w:p>
+        </w:tc>
+        <w:tc>
+          <w:tcPr>
+            <w:tcW w:w="5850" w:type="dxa"/>
+            <w:tcMar>
+              <w:top w:w="30" w:type="dxa"/>
+              <w:left w:w="80" w:type="dxa"/>
+              <w:bottom w:w="30" w:type="dxa"/>
+              <w:right w:w="80" w:type="dxa"/>
+            </w:tcMar>
+          </w:tcPr>
+          <w:p>
+            <w:pPr>
+              <w:spacing w:after="0" w:line="252" w:lineRule="auto"/>
+            </w:pPr>
+            <w:r>
+              <w:rPr>
+                <w:rFonts w:ascii="Wix Madefor Display" w:hAnsi="Wix Madefor Display"/>
+                <w:i/>
+                <w:color w:val="000000"/>
+                <w:sz w:val="16"/>
+              </w:rPr>
+              <w:t>.xlsx workbook: Input_Fields + Metric_Calcs + Diagnostic_Output + README tabs</w:t>
+            </w:r>
+          </w:p>
+        </w:tc>
+      </w:tr>
     </w:tbl>
     <w:p>
       <w:pPr>
@@ -2433,7 +2368,7 @@
 </w:document>
 </file>
 
-<file path=word\endnotes.xml><?xml version="1.0" encoding="utf-8"?>
+<file path=word/endnotes.xml><?xml version="1.0" encoding="utf-8"?>
 <w:endnotes xmlns:wpc="http://schemas.microsoft.com/office/word/2010/wordprocessingCanvas" xmlns:cx="http://schemas.microsoft.com/office/drawing/2014/chartex" xmlns:cx1="http://schemas.microsoft.com/office/drawing/2015/9/8/chartex" xmlns:cx2="http://schemas.microsoft.com/office/drawing/2015/10/21/chartex" xmlns:cx3="http://schemas.microsoft.com/office/drawing/2016/5/9/chartex" xmlns:cx4="http://schemas.microsoft.com/office/drawing/2016/5/10/chartex" xmlns:cx5="http://schemas.microsoft.com/office/drawing/2016/5/11/chartex" xmlns:cx6="http://schemas.microsoft.com/office/drawing/2016/5/12/chartex" xmlns:cx7="http://schemas.microsoft.com/office/drawing/2016/5/13/chartex" xmlns:cx8="http://schemas.microsoft.com/office/drawing/2016/5/14/chartex" xmlns:mc="http://schemas.openxmlformats.org/markup-compatibility/2006" xmlns:aink="http://schemas.microsoft.com/office/drawing/2016/ink" xmlns:am3d="http://schemas.microsoft.com/office/drawing/2017/model3d" xmlns:o="urn:schemas-microsoft-com:office:office" xmlns:oel="http://schemas.microsoft.com/office/2019/extlst" xmlns:r="http://schemas.openxmlformats.org/officeDocument/2006/relationships" xmlns:m="http://schemas.openxmlformats.org/officeDocument/2006/math" xmlns:v="urn:schemas-microsoft-com:vml" xmlns:wp14="http://schemas.microsoft.com/office/word/2010/wordprocessingDrawing" xmlns:wp="http://schemas.openxmlformats.org/drawingml/2006/wordprocessingDrawing" xmlns:w10="urn:schemas-microsoft-com:office:word" xmlns:w="http://schemas.openxmlformats.org/wordprocessingml/2006/main" xmlns:w14="http://schemas.microsoft.com/office/word/2010/wordml" xmlns:w15="http://schemas.microsoft.com/office/word/2012/wordml" xmlns:w16cex="http://schemas.microsoft.com/office/word/2018/wordml/cex" xmlns:w16cid="http://schemas.microsoft.com/office/word/2016/wordml/cid" xmlns:w16="http://schemas.microsoft.com/office/word/2018/wordml" xmlns:w16du="http://schemas.microsoft.com/office/word/2023/wordml/word16du" xmlns:w16sdtdh="http://schemas.microsoft.com/office/word/2020/wordml/sdtdatahash" xmlns:w16sdtfl="http://schemas.microsoft.com/office/word/2024/wordml/sdtformatlock" xmlns:w16se="http://schemas.microsoft.com/office/word/2015/wordml/symex" xmlns:wpg="http://schemas.microsoft.com/office/word/2010/wordprocessingGroup" xmlns:wpi="http://schemas.microsoft.com/office/word/2010/wordprocessingInk" xmlns:wne="http://schemas.microsoft.com/office/word/2006/wordml" xmlns:wps="http://schemas.microsoft.com/office/word/2010/wordprocessingShape" mc:Ignorable="w14 w15 w16se w16cid w16 w16cex w16sdtdh w16sdtfl w16du wp14">
   <w:endnote w:type="separator" w:id="-1">
     <w:p>
@@ -2458,76 +2393,7 @@
 </w:endnotes>
 </file>
 
-<file path=word\fontTable.xml><?xml version="1.0" encoding="utf-8"?>
-<w:fonts xmlns:mc="http://schemas.openxmlformats.org/markup-compatibility/2006" xmlns:r="http://schemas.openxmlformats.org/officeDocument/2006/relationships" xmlns:w="http://schemas.openxmlformats.org/wordprocessingml/2006/main" xmlns:w14="http://schemas.microsoft.com/office/word/2010/wordml" xmlns:w15="http://schemas.microsoft.com/office/word/2012/wordml" xmlns:w16cex="http://schemas.microsoft.com/office/word/2018/wordml/cex" xmlns:w16cid="http://schemas.microsoft.com/office/word/2016/wordml/cid" xmlns:w16="http://schemas.microsoft.com/office/word/2018/wordml" xmlns:w16du="http://schemas.microsoft.com/office/word/2023/wordml/word16du" xmlns:w16sdtdh="http://schemas.microsoft.com/office/word/2020/wordml/sdtdatahash" xmlns:w16sdtfl="http://schemas.microsoft.com/office/word/2024/wordml/sdtformatlock" xmlns:w16se="http://schemas.microsoft.com/office/word/2015/wordml/symex" mc:Ignorable="w14 w15 w16se w16cid w16 w16cex w16sdtdh w16sdtfl w16du">
-  <w:font w:name="Symbol">
-    <w:panose1 w:val="05050102010706020507"/>
-    <w:charset w:val="02"/>
-    <w:family w:val="roman"/>
-    <w:pitch w:val="variable"/>
-    <w:sig w:usb0="00000000" w:usb1="10000000" w:usb2="00000000" w:usb3="00000000" w:csb0="80000000" w:csb1="00000000"/>
-  </w:font>
-  <w:font w:name="Times New Roman">
-    <w:panose1 w:val="02020603050405020304"/>
-    <w:charset w:val="00"/>
-    <w:family w:val="roman"/>
-    <w:pitch w:val="variable"/>
-    <w:sig w:usb0="E0002EFF" w:usb1="C000785B" w:usb2="00000009" w:usb3="00000000" w:csb0="000001FF" w:csb1="00000000"/>
-  </w:font>
-  <w:font w:name="Cambria">
-    <w:panose1 w:val="02040503050406030204"/>
-    <w:charset w:val="00"/>
-    <w:family w:val="roman"/>
-    <w:pitch w:val="variable"/>
-    <w:sig w:usb0="E00006FF" w:usb1="420024FF" w:usb2="02000000" w:usb3="00000000" w:csb0="0000019F" w:csb1="00000000"/>
-  </w:font>
-  <w:font w:name="MS Mincho">
-    <w:panose1 w:val="02020609040205080304"/>
-    <w:charset w:val="80"/>
-    <w:family w:val="modern"/>
-    <w:pitch w:val="fixed"/>
-    <w:sig w:usb0="E00002FF" w:usb1="6AC7FDFB" w:usb2="08000012" w:usb3="00000000" w:csb0="0002009F" w:csb1="00000000"/>
-  </w:font>
-  <w:font w:name="Calibri">
-    <w:panose1 w:val="020F0502020204030204"/>
-    <w:charset w:val="00"/>
-    <w:family w:val="swiss"/>
-    <w:pitch w:val="variable"/>
-    <w:sig w:usb0="E4002EFF" w:usb1="C200247B" w:usb2="00000009" w:usb3="00000000" w:csb0="000001FF" w:csb1="00000000"/>
-  </w:font>
-  <w:font w:name="MS Gothic">
-    <w:altName w:val="ＭＳ ゴシック"/>
-    <w:panose1 w:val="020B0609070205080204"/>
-    <w:charset w:val="80"/>
-    <w:family w:val="modern"/>
-    <w:pitch w:val="fixed"/>
-    <w:sig w:usb0="E00002FF" w:usb1="6AC7FDFB" w:usb2="08000012" w:usb3="00000000" w:csb0="0002009F" w:csb1="00000000"/>
-  </w:font>
-  <w:font w:name="Courier">
-    <w:panose1 w:val="02070409020205020404"/>
-    <w:charset w:val="00"/>
-    <w:family w:val="auto"/>
-    <w:pitch w:val="variable"/>
-    <w:sig w:usb0="00000003" w:usb1="00000000" w:usb2="00000000" w:usb3="00000000" w:csb0="00000001" w:csb1="00000000"/>
-  </w:font>
-  <w:font w:name="Wix Madefor Display SemiBold">
-    <w:panose1 w:val="020B0503020203020203"/>
-    <w:charset w:val="00"/>
-    <w:family w:val="swiss"/>
-    <w:pitch w:val="variable"/>
-    <w:sig w:usb0="A000026F" w:usb1="0000A06B" w:usb2="00000008" w:usb3="00000000" w:csb0="00000197" w:csb1="00000000"/>
-  </w:font>
-  <w:font w:name="Wix Madefor Display">
-    <w:panose1 w:val="020B0503020203020203"/>
-    <w:charset w:val="00"/>
-    <w:family w:val="swiss"/>
-    <w:pitch w:val="variable"/>
-    <w:sig w:usb0="A000026F" w:usb1="0000A06B" w:usb2="00000008" w:usb3="00000000" w:csb0="00000197" w:csb1="00000000"/>
-  </w:font>
-</w:fonts>
-</file>
-
-<file path=word\footer1.xml><?xml version="1.0" encoding="utf-8"?>
+<file path=word/footer1.xml><?xml version="1.0" encoding="utf-8"?>
 <w:ftr xmlns:wpc="http://schemas.microsoft.com/office/word/2010/wordprocessingCanvas" xmlns:cx="http://schemas.microsoft.com/office/drawing/2014/chartex" xmlns:cx1="http://schemas.microsoft.com/office/drawing/2015/9/8/chartex" xmlns:cx2="http://schemas.microsoft.com/office/drawing/2015/10/21/chartex" xmlns:cx3="http://schemas.microsoft.com/office/drawing/2016/5/9/chartex" xmlns:cx4="http://schemas.microsoft.com/office/drawing/2016/5/10/chartex" xmlns:cx5="http://schemas.microsoft.com/office/drawing/2016/5/11/chartex" xmlns:cx6="http://schemas.microsoft.com/office/drawing/2016/5/12/chartex" xmlns:cx7="http://schemas.microsoft.com/office/drawing/2016/5/13/chartex" xmlns:cx8="http://schemas.microsoft.com/office/drawing/2016/5/14/chartex" xmlns:mc="http://schemas.openxmlformats.org/markup-compatibility/2006" xmlns:aink="http://schemas.microsoft.com/office/drawing/2016/ink" xmlns:am3d="http://schemas.microsoft.com/office/drawing/2017/model3d" xmlns:o="urn:schemas-microsoft-com:office:office" xmlns:oel="http://schemas.microsoft.com/office/2019/extlst" xmlns:r="http://schemas.openxmlformats.org/officeDocument/2006/relationships" xmlns:m="http://schemas.openxmlformats.org/officeDocument/2006/math" xmlns:v="urn:schemas-microsoft-com:vml" xmlns:wp14="http://schemas.microsoft.com/office/word/2010/wordprocessingDrawing" xmlns:wp="http://schemas.openxmlformats.org/drawingml/2006/wordprocessingDrawing" xmlns:w10="urn:schemas-microsoft-com:office:word" xmlns:w="http://schemas.openxmlformats.org/wordprocessingml/2006/main" xmlns:w14="http://schemas.microsoft.com/office/word/2010/wordml" xmlns:w15="http://schemas.microsoft.com/office/word/2012/wordml" xmlns:w16cex="http://schemas.microsoft.com/office/word/2018/wordml/cex" xmlns:w16cid="http://schemas.microsoft.com/office/word/2016/wordml/cid" xmlns:w16="http://schemas.microsoft.com/office/word/2018/wordml" xmlns:w16du="http://schemas.microsoft.com/office/word/2023/wordml/word16du" xmlns:w16sdtdh="http://schemas.microsoft.com/office/word/2020/wordml/sdtdatahash" xmlns:w16sdtfl="http://schemas.microsoft.com/office/word/2024/wordml/sdtformatlock" xmlns:w16se="http://schemas.microsoft.com/office/word/2015/wordml/symex" xmlns:wpg="http://schemas.microsoft.com/office/word/2010/wordprocessingGroup" xmlns:wpi="http://schemas.microsoft.com/office/word/2010/wordprocessingInk" xmlns:wne="http://schemas.microsoft.com/office/word/2006/wordml" xmlns:wps="http://schemas.microsoft.com/office/word/2010/wordprocessingShape" mc:Ignorable="w14 w15 w16se w16cid w16 w16cex w16sdtdh w16sdtfl w16du wp14">
   <w:p>
     <w:pPr>
@@ -2537,7 +2403,7 @@
 </w:ftr>
 </file>
 
-<file path=word\footer2.xml><?xml version="1.0" encoding="utf-8"?>
+<file path=word/footer2.xml><?xml version="1.0" encoding="utf-8"?>
 <w:ftr xmlns:wpc="http://schemas.microsoft.com/office/word/2010/wordprocessingCanvas" xmlns:cx="http://schemas.microsoft.com/office/drawing/2014/chartex" xmlns:cx1="http://schemas.microsoft.com/office/drawing/2015/9/8/chartex" xmlns:cx2="http://schemas.microsoft.com/office/drawing/2015/10/21/chartex" xmlns:cx3="http://schemas.microsoft.com/office/drawing/2016/5/9/chartex" xmlns:cx4="http://schemas.microsoft.com/office/drawing/2016/5/10/chartex" xmlns:cx5="http://schemas.microsoft.com/office/drawing/2016/5/11/chartex" xmlns:cx6="http://schemas.microsoft.com/office/drawing/2016/5/12/chartex" xmlns:cx7="http://schemas.microsoft.com/office/drawing/2016/5/13/chartex" xmlns:cx8="http://schemas.microsoft.com/office/drawing/2016/5/14/chartex" xmlns:mc="http://schemas.openxmlformats.org/markup-compatibility/2006" xmlns:aink="http://schemas.microsoft.com/office/drawing/2016/ink" xmlns:am3d="http://schemas.microsoft.com/office/drawing/2017/model3d" xmlns:o="urn:schemas-microsoft-com:office:office" xmlns:oel="http://schemas.microsoft.com/office/2019/extlst" xmlns:r="http://schemas.openxmlformats.org/officeDocument/2006/relationships" xmlns:m="http://schemas.openxmlformats.org/officeDocument/2006/math" xmlns:v="urn:schemas-microsoft-com:vml" xmlns:wp14="http://schemas.microsoft.com/office/word/2010/wordprocessingDrawing" xmlns:wp="http://schemas.openxmlformats.org/drawingml/2006/wordprocessingDrawing" xmlns:w10="urn:schemas-microsoft-com:office:word" xmlns:w="http://schemas.openxmlformats.org/wordprocessingml/2006/main" xmlns:w14="http://schemas.microsoft.com/office/word/2010/wordml" xmlns:w15="http://schemas.microsoft.com/office/word/2012/wordml" xmlns:w16cex="http://schemas.microsoft.com/office/word/2018/wordml/cex" xmlns:w16cid="http://schemas.microsoft.com/office/word/2016/wordml/cid" xmlns:w16="http://schemas.microsoft.com/office/word/2018/wordml" xmlns:w16du="http://schemas.microsoft.com/office/word/2023/wordml/word16du" xmlns:w16sdtdh="http://schemas.microsoft.com/office/word/2020/wordml/sdtdatahash" xmlns:w16sdtfl="http://schemas.microsoft.com/office/word/2024/wordml/sdtformatlock" xmlns:w16se="http://schemas.microsoft.com/office/word/2015/wordml/symex" xmlns:wpg="http://schemas.microsoft.com/office/word/2010/wordprocessingGroup" xmlns:wpi="http://schemas.microsoft.com/office/word/2010/wordprocessingInk" xmlns:wne="http://schemas.microsoft.com/office/word/2006/wordml" xmlns:wps="http://schemas.microsoft.com/office/word/2010/wordprocessingShape" mc:Ignorable="w14 w15 w16se w16cid w16 w16cex w16sdtdh w16sdtfl w16du wp14">
   <w:p>
     <w:pPr>
@@ -2547,7 +2413,7 @@
 </w:ftr>
 </file>
 
-<file path=word\footer3.xml><?xml version="1.0" encoding="utf-8"?>
+<file path=word/footer3.xml><?xml version="1.0" encoding="utf-8"?>
 <w:ftr xmlns:wpc="http://schemas.microsoft.com/office/word/2010/wordprocessingCanvas" xmlns:cx="http://schemas.microsoft.com/office/drawing/2014/chartex" xmlns:cx1="http://schemas.microsoft.com/office/drawing/2015/9/8/chartex" xmlns:cx2="http://schemas.microsoft.com/office/drawing/2015/10/21/chartex" xmlns:cx3="http://schemas.microsoft.com/office/drawing/2016/5/9/chartex" xmlns:cx4="http://schemas.microsoft.com/office/drawing/2016/5/10/chartex" xmlns:cx5="http://schemas.microsoft.com/office/drawing/2016/5/11/chartex" xmlns:cx6="http://schemas.microsoft.com/office/drawing/2016/5/12/chartex" xmlns:cx7="http://schemas.microsoft.com/office/drawing/2016/5/13/chartex" xmlns:cx8="http://schemas.microsoft.com/office/drawing/2016/5/14/chartex" xmlns:mc="http://schemas.openxmlformats.org/markup-compatibility/2006" xmlns:aink="http://schemas.microsoft.com/office/drawing/2016/ink" xmlns:am3d="http://schemas.microsoft.com/office/drawing/2017/model3d" xmlns:o="urn:schemas-microsoft-com:office:office" xmlns:oel="http://schemas.microsoft.com/office/2019/extlst" xmlns:r="http://schemas.openxmlformats.org/officeDocument/2006/relationships" xmlns:m="http://schemas.openxmlformats.org/officeDocument/2006/math" xmlns:v="urn:schemas-microsoft-com:vml" xmlns:wp14="http://schemas.microsoft.com/office/word/2010/wordprocessingDrawing" xmlns:wp="http://schemas.openxmlformats.org/drawingml/2006/wordprocessingDrawing" xmlns:w10="urn:schemas-microsoft-com:office:word" xmlns:w="http://schemas.openxmlformats.org/wordprocessingml/2006/main" xmlns:w14="http://schemas.microsoft.com/office/word/2010/wordml" xmlns:w15="http://schemas.microsoft.com/office/word/2012/wordml" xmlns:w16cex="http://schemas.microsoft.com/office/word/2018/wordml/cex" xmlns:w16cid="http://schemas.microsoft.com/office/word/2016/wordml/cid" xmlns:w16="http://schemas.microsoft.com/office/word/2018/wordml" xmlns:w16du="http://schemas.microsoft.com/office/word/2023/wordml/word16du" xmlns:w16sdtdh="http://schemas.microsoft.com/office/word/2020/wordml/sdtdatahash" xmlns:w16sdtfl="http://schemas.microsoft.com/office/word/2024/wordml/sdtformatlock" xmlns:w16se="http://schemas.microsoft.com/office/word/2015/wordml/symex" xmlns:wpg="http://schemas.microsoft.com/office/word/2010/wordprocessingGroup" xmlns:wpi="http://schemas.microsoft.com/office/word/2010/wordprocessingInk" xmlns:wne="http://schemas.microsoft.com/office/word/2006/wordml" xmlns:wps="http://schemas.microsoft.com/office/word/2010/wordprocessingShape" mc:Ignorable="w14 w15 w16se w16cid w16 w16cex w16sdtdh w16sdtfl w16du wp14">
   <w:p>
     <w:pPr>
@@ -2557,7 +2423,7 @@
 </w:ftr>
 </file>
 
-<file path=word\footnotes.xml><?xml version="1.0" encoding="utf-8"?>
+<file path=word/footnotes.xml><?xml version="1.0" encoding="utf-8"?>
 <w:footnotes xmlns:wpc="http://schemas.microsoft.com/office/word/2010/wordprocessingCanvas" xmlns:cx="http://schemas.microsoft.com/office/drawing/2014/chartex" xmlns:cx1="http://schemas.microsoft.com/office/drawing/2015/9/8/chartex" xmlns:cx2="http://schemas.microsoft.com/office/drawing/2015/10/21/chartex" xmlns:cx3="http://schemas.microsoft.com/office/drawing/2016/5/9/chartex" xmlns:cx4="http://schemas.microsoft.com/office/drawing/2016/5/10/chartex" xmlns:cx5="http://schemas.microsoft.com/office/drawing/2016/5/11/chartex" xmlns:cx6="http://schemas.microsoft.com/office/drawing/2016/5/12/chartex" xmlns:cx7="http://schemas.microsoft.com/office/drawing/2016/5/13/chartex" xmlns:cx8="http://schemas.microsoft.com/office/drawing/2016/5/14/chartex" xmlns:mc="http://schemas.openxmlformats.org/markup-compatibility/2006" xmlns:aink="http://schemas.microsoft.com/office/drawing/2016/ink" xmlns:am3d="http://schemas.microsoft.com/office/drawing/2017/model3d" xmlns:o="urn:schemas-microsoft-com:office:office" xmlns:oel="http://schemas.microsoft.com/office/2019/extlst" xmlns:r="http://schemas.openxmlformats.org/officeDocument/2006/relationships" xmlns:m="http://schemas.openxmlformats.org/officeDocument/2006/math" xmlns:v="urn:schemas-microsoft-com:vml" xmlns:wp14="http://schemas.microsoft.com/office/word/2010/wordprocessingDrawing" xmlns:wp="http://schemas.openxmlformats.org/drawingml/2006/wordprocessingDrawing" xmlns:w10="urn:schemas-microsoft-com:office:word" xmlns:w="http://schemas.openxmlformats.org/wordprocessingml/2006/main" xmlns:w14="http://schemas.microsoft.com/office/word/2010/wordml" xmlns:w15="http://schemas.microsoft.com/office/word/2012/wordml" xmlns:w16cex="http://schemas.microsoft.com/office/word/2018/wordml/cex" xmlns:w16cid="http://schemas.microsoft.com/office/word/2016/wordml/cid" xmlns:w16="http://schemas.microsoft.com/office/word/2018/wordml" xmlns:w16du="http://schemas.microsoft.com/office/word/2023/wordml/word16du" xmlns:w16sdtdh="http://schemas.microsoft.com/office/word/2020/wordml/sdtdatahash" xmlns:w16sdtfl="http://schemas.microsoft.com/office/word/2024/wordml/sdtformatlock" xmlns:w16se="http://schemas.microsoft.com/office/word/2015/wordml/symex" xmlns:wpg="http://schemas.microsoft.com/office/word/2010/wordprocessingGroup" xmlns:wpi="http://schemas.microsoft.com/office/word/2010/wordprocessingInk" xmlns:wne="http://schemas.microsoft.com/office/word/2006/wordml" xmlns:wps="http://schemas.microsoft.com/office/word/2010/wordprocessingShape" mc:Ignorable="w14 w15 w16se w16cid w16 w16cex w16sdtdh w16sdtfl w16du wp14">
   <w:footnote w:type="separator" w:id="-1">
     <w:p>
@@ -2582,7 +2448,7 @@
 </w:footnotes>
 </file>
 
-<file path=word\header1.xml><?xml version="1.0" encoding="utf-8"?>
+<file path=word/header1.xml><?xml version="1.0" encoding="utf-8"?>
 <w:hdr xmlns:wpc="http://schemas.microsoft.com/office/word/2010/wordprocessingCanvas" xmlns:cx="http://schemas.microsoft.com/office/drawing/2014/chartex" xmlns:cx1="http://schemas.microsoft.com/office/drawing/2015/9/8/chartex" xmlns:cx2="http://schemas.microsoft.com/office/drawing/2015/10/21/chartex" xmlns:cx3="http://schemas.microsoft.com/office/drawing/2016/5/9/chartex" xmlns:cx4="http://schemas.microsoft.com/office/drawing/2016/5/10/chartex" xmlns:cx5="http://schemas.microsoft.com/office/drawing/2016/5/11/chartex" xmlns:cx6="http://schemas.microsoft.com/office/drawing/2016/5/12/chartex" xmlns:cx7="http://schemas.microsoft.com/office/drawing/2016/5/13/chartex" xmlns:cx8="http://schemas.microsoft.com/office/drawing/2016/5/14/chartex" xmlns:mc="http://schemas.openxmlformats.org/markup-compatibility/2006" xmlns:aink="http://schemas.microsoft.com/office/drawing/2016/ink" xmlns:am3d="http://schemas.microsoft.com/office/drawing/2017/model3d" xmlns:o="urn:schemas-microsoft-com:office:office" xmlns:oel="http://schemas.microsoft.com/office/2019/extlst" xmlns:r="http://schemas.openxmlformats.org/officeDocument/2006/relationships" xmlns:m="http://schemas.openxmlformats.org/officeDocument/2006/math" xmlns:v="urn:schemas-microsoft-com:vml" xmlns:wp14="http://schemas.microsoft.com/office/word/2010/wordprocessingDrawing" xmlns:wp="http://schemas.openxmlformats.org/drawingml/2006/wordprocessingDrawing" xmlns:w10="urn:schemas-microsoft-com:office:word" xmlns:w="http://schemas.openxmlformats.org/wordprocessingml/2006/main" xmlns:w14="http://schemas.microsoft.com/office/word/2010/wordml" xmlns:w15="http://schemas.microsoft.com/office/word/2012/wordml" xmlns:w16cex="http://schemas.microsoft.com/office/word/2018/wordml/cex" xmlns:w16cid="http://schemas.microsoft.com/office/word/2016/wordml/cid" xmlns:w16="http://schemas.microsoft.com/office/word/2018/wordml" xmlns:w16du="http://schemas.microsoft.com/office/word/2023/wordml/word16du" xmlns:w16sdtdh="http://schemas.microsoft.com/office/word/2020/wordml/sdtdatahash" xmlns:w16sdtfl="http://schemas.microsoft.com/office/word/2024/wordml/sdtformatlock" xmlns:w16se="http://schemas.microsoft.com/office/word/2015/wordml/symex" xmlns:wpg="http://schemas.microsoft.com/office/word/2010/wordprocessingGroup" xmlns:wpi="http://schemas.microsoft.com/office/word/2010/wordprocessingInk" xmlns:wne="http://schemas.microsoft.com/office/word/2006/wordml" xmlns:wps="http://schemas.microsoft.com/office/word/2010/wordprocessingShape" mc:Ignorable="w14 w15 w16se w16cid w16 w16cex w16sdtdh w16sdtfl w16du wp14">
   <w:p>
     <w:pPr>
@@ -2592,7 +2458,7 @@
 </w:hdr>
 </file>
 
-<file path=word\header2.xml><?xml version="1.0" encoding="utf-8"?>
+<file path=word/header2.xml><?xml version="1.0" encoding="utf-8"?>
 <w:hdr xmlns:wpc="http://schemas.microsoft.com/office/word/2010/wordprocessingCanvas" xmlns:cx="http://schemas.microsoft.com/office/drawing/2014/chartex" xmlns:cx1="http://schemas.microsoft.com/office/drawing/2015/9/8/chartex" xmlns:cx2="http://schemas.microsoft.com/office/drawing/2015/10/21/chartex" xmlns:cx3="http://schemas.microsoft.com/office/drawing/2016/5/9/chartex" xmlns:cx4="http://schemas.microsoft.com/office/drawing/2016/5/10/chartex" xmlns:cx5="http://schemas.microsoft.com/office/drawing/2016/5/11/chartex" xmlns:cx6="http://schemas.microsoft.com/office/drawing/2016/5/12/chartex" xmlns:cx7="http://schemas.microsoft.com/office/drawing/2016/5/13/chartex" xmlns:cx8="http://schemas.microsoft.com/office/drawing/2016/5/14/chartex" xmlns:mc="http://schemas.openxmlformats.org/markup-compatibility/2006" xmlns:aink="http://schemas.microsoft.com/office/drawing/2016/ink" xmlns:am3d="http://schemas.microsoft.com/office/drawing/2017/model3d" xmlns:o="urn:schemas-microsoft-com:office:office" xmlns:oel="http://schemas.microsoft.com/office/2019/extlst" xmlns:r="http://schemas.openxmlformats.org/officeDocument/2006/relationships" xmlns:m="http://schemas.openxmlformats.org/officeDocument/2006/math" xmlns:v="urn:schemas-microsoft-com:vml" xmlns:wp14="http://schemas.microsoft.com/office/word/2010/wordprocessingDrawing" xmlns:wp="http://schemas.openxmlformats.org/drawingml/2006/wordprocessingDrawing" xmlns:w10="urn:schemas-microsoft-com:office:word" xmlns:w="http://schemas.openxmlformats.org/wordprocessingml/2006/main" xmlns:w14="http://schemas.microsoft.com/office/word/2010/wordml" xmlns:w15="http://schemas.microsoft.com/office/word/2012/wordml" xmlns:w16cex="http://schemas.microsoft.com/office/word/2018/wordml/cex" xmlns:w16cid="http://schemas.microsoft.com/office/word/2016/wordml/cid" xmlns:w16="http://schemas.microsoft.com/office/word/2018/wordml" xmlns:w16du="http://schemas.microsoft.com/office/word/2023/wordml/word16du" xmlns:w16sdtdh="http://schemas.microsoft.com/office/word/2020/wordml/sdtdatahash" xmlns:w16sdtfl="http://schemas.microsoft.com/office/word/2024/wordml/sdtformatlock" xmlns:w16se="http://schemas.microsoft.com/office/word/2015/wordml/symex" xmlns:wpg="http://schemas.microsoft.com/office/word/2010/wordprocessingGroup" xmlns:wpi="http://schemas.microsoft.com/office/word/2010/wordprocessingInk" xmlns:wne="http://schemas.microsoft.com/office/word/2006/wordml" xmlns:wps="http://schemas.microsoft.com/office/word/2010/wordprocessingShape" mc:Ignorable="w14 w15 w16se w16cid w16 w16cex w16sdtdh w16sdtfl w16du wp14">
   <w:p>
     <w:pPr>
@@ -2602,7 +2468,7 @@
 </w:hdr>
 </file>
 
-<file path=word\header3.xml><?xml version="1.0" encoding="utf-8"?>
+<file path=word/header3.xml><?xml version="1.0" encoding="utf-8"?>
 <w:hdr xmlns:wpc="http://schemas.microsoft.com/office/word/2010/wordprocessingCanvas" xmlns:cx="http://schemas.microsoft.com/office/drawing/2014/chartex" xmlns:cx1="http://schemas.microsoft.com/office/drawing/2015/9/8/chartex" xmlns:cx2="http://schemas.microsoft.com/office/drawing/2015/10/21/chartex" xmlns:cx3="http://schemas.microsoft.com/office/drawing/2016/5/9/chartex" xmlns:cx4="http://schemas.microsoft.com/office/drawing/2016/5/10/chartex" xmlns:cx5="http://schemas.microsoft.com/office/drawing/2016/5/11/chartex" xmlns:cx6="http://schemas.microsoft.com/office/drawing/2016/5/12/chartex" xmlns:cx7="http://schemas.microsoft.com/office/drawing/2016/5/13/chartex" xmlns:cx8="http://schemas.microsoft.com/office/drawing/2016/5/14/chartex" xmlns:mc="http://schemas.openxmlformats.org/markup-compatibility/2006" xmlns:aink="http://schemas.microsoft.com/office/drawing/2016/ink" xmlns:am3d="http://schemas.microsoft.com/office/drawing/2017/model3d" xmlns:o="urn:schemas-microsoft-com:office:office" xmlns:oel="http://schemas.microsoft.com/office/2019/extlst" xmlns:r="http://schemas.openxmlformats.org/officeDocument/2006/relationships" xmlns:m="http://schemas.openxmlformats.org/officeDocument/2006/math" xmlns:v="urn:schemas-microsoft-com:vml" xmlns:wp14="http://schemas.microsoft.com/office/word/2010/wordprocessingDrawing" xmlns:wp="http://schemas.openxmlformats.org/drawingml/2006/wordprocessingDrawing" xmlns:w10="urn:schemas-microsoft-com:office:word" xmlns:w="http://schemas.openxmlformats.org/wordprocessingml/2006/main" xmlns:w14="http://schemas.microsoft.com/office/word/2010/wordml" xmlns:w15="http://schemas.microsoft.com/office/word/2012/wordml" xmlns:w16cex="http://schemas.microsoft.com/office/word/2018/wordml/cex" xmlns:w16cid="http://schemas.microsoft.com/office/word/2016/wordml/cid" xmlns:w16="http://schemas.microsoft.com/office/word/2018/wordml" xmlns:w16du="http://schemas.microsoft.com/office/word/2023/wordml/word16du" xmlns:w16sdtdh="http://schemas.microsoft.com/office/word/2020/wordml/sdtdatahash" xmlns:w16sdtfl="http://schemas.microsoft.com/office/word/2024/wordml/sdtformatlock" xmlns:w16se="http://schemas.microsoft.com/office/word/2015/wordml/symex" xmlns:wpg="http://schemas.microsoft.com/office/word/2010/wordprocessingGroup" xmlns:wpi="http://schemas.microsoft.com/office/word/2010/wordprocessingInk" xmlns:wne="http://schemas.microsoft.com/office/word/2006/wordml" xmlns:wps="http://schemas.microsoft.com/office/word/2010/wordprocessingShape" mc:Ignorable="w14 w15 w16se w16cid w16 w16cex w16sdtdh w16sdtfl w16du wp14">
   <w:p>
     <w:pPr>
@@ -2612,7 +2478,7 @@
 </w:hdr>
 </file>
 
-<file path=word\numbering.xml><?xml version="1.0" encoding="utf-8"?>
+<file path=word/numbering.xml><?xml version="1.0" encoding="utf-8"?>
 <w:numbering xmlns:wpc="http://schemas.microsoft.com/office/word/2010/wordprocessingCanvas" xmlns:cx="http://schemas.microsoft.com/office/drawing/2014/chartex" xmlns:cx1="http://schemas.microsoft.com/office/drawing/2015/9/8/chartex" xmlns:cx2="http://schemas.microsoft.com/office/drawing/2015/10/21/chartex" xmlns:cx3="http://schemas.microsoft.com/office/drawing/2016/5/9/chartex" xmlns:cx4="http://schemas.microsoft.com/office/drawing/2016/5/10/chartex" xmlns:cx5="http://schemas.microsoft.com/office/drawing/2016/5/11/chartex" xmlns:cx6="http://schemas.microsoft.com/office/drawing/2016/5/12/chartex" xmlns:cx7="http://schemas.microsoft.com/office/drawing/2016/5/13/chartex" xmlns:cx8="http://schemas.microsoft.com/office/drawing/2016/5/14/chartex" xmlns:mc="http://schemas.openxmlformats.org/markup-compatibility/2006" xmlns:aink="http://schemas.microsoft.com/office/drawing/2016/ink" xmlns:am3d="http://schemas.microsoft.com/office/drawing/2017/model3d" xmlns:o="urn:schemas-microsoft-com:office:office" xmlns:oel="http://schemas.microsoft.com/office/2019/extlst" xmlns:r="http://schemas.openxmlformats.org/officeDocument/2006/relationships" xmlns:m="http://schemas.openxmlformats.org/officeDocument/2006/math" xmlns:v="urn:schemas-microsoft-com:vml" xmlns:wp14="http://schemas.microsoft.com/office/word/2010/wordprocessingDrawing" xmlns:wp="http://schemas.openxmlformats.org/drawingml/2006/wordprocessingDrawing" xmlns:w10="urn:schemas-microsoft-com:office:word" xmlns:w="http://schemas.openxmlformats.org/wordprocessingml/2006/main" xmlns:w14="http://schemas.microsoft.com/office/word/2010/wordml" xmlns:w15="http://schemas.microsoft.com/office/word/2012/wordml" xmlns:w16cex="http://schemas.microsoft.com/office/word/2018/wordml/cex" xmlns:w16cid="http://schemas.microsoft.com/office/word/2016/wordml/cid" xmlns:w16="http://schemas.microsoft.com/office/word/2018/wordml" xmlns:w16du="http://schemas.microsoft.com/office/word/2023/wordml/word16du" xmlns:w16sdtdh="http://schemas.microsoft.com/office/word/2020/wordml/sdtdatahash" xmlns:w16sdtfl="http://schemas.microsoft.com/office/word/2024/wordml/sdtformatlock" xmlns:w16se="http://schemas.microsoft.com/office/word/2015/wordml/symex" xmlns:wpg="http://schemas.microsoft.com/office/word/2010/wordprocessingGroup" xmlns:wpi="http://schemas.microsoft.com/office/word/2010/wordprocessingInk" xmlns:wne="http://schemas.microsoft.com/office/word/2006/wordml" xmlns:wps="http://schemas.microsoft.com/office/word/2010/wordprocessingShape" mc:Ignorable="w14 w15 w16se w16cid w16 w16cex w16sdtdh w16sdtfl w16du wp14">
   <w:abstractNum w:abstractNumId="0" w15:restartNumberingAfterBreak="0">
     <w:nsid w:val="FFFFFF7C"/>
@@ -2815,76 +2681,7 @@
 </w:numbering>
 </file>
 
-<file path=word\settings.xml><?xml version="1.0" encoding="utf-8"?>
-<w:settings xmlns:mc="http://schemas.openxmlformats.org/markup-compatibility/2006" xmlns:o="urn:schemas-microsoft-com:office:office" xmlns:r="http://schemas.openxmlformats.org/officeDocument/2006/relationships" xmlns:m="http://schemas.openxmlformats.org/officeDocument/2006/math" xmlns:v="urn:schemas-microsoft-com:vml" xmlns:w10="urn:schemas-microsoft-com:office:word" xmlns:w="http://schemas.openxmlformats.org/wordprocessingml/2006/main" xmlns:w14="http://schemas.microsoft.com/office/word/2010/wordml" xmlns:w15="http://schemas.microsoft.com/office/word/2012/wordml" xmlns:w16cex="http://schemas.microsoft.com/office/word/2018/wordml/cex" xmlns:w16cid="http://schemas.microsoft.com/office/word/2016/wordml/cid" xmlns:w16="http://schemas.microsoft.com/office/word/2018/wordml" xmlns:w16du="http://schemas.microsoft.com/office/word/2023/wordml/word16du" xmlns:w16sdtdh="http://schemas.microsoft.com/office/word/2020/wordml/sdtdatahash" xmlns:w16sdtfl="http://schemas.microsoft.com/office/word/2024/wordml/sdtformatlock" xmlns:w16se="http://schemas.microsoft.com/office/word/2015/wordml/symex" xmlns:sl="http://schemas.openxmlformats.org/schemaLibrary/2006/main" mc:Ignorable="w14 w15 w16se w16cid w16 w16cex w16sdtdh w16sdtfl w16du">
-  <w:zoom w:percent="100"/>
-  <w:proofState w:spelling="clean" w:grammar="clean"/>
-  <w:defaultTabStop w:val="720"/>
-  <w:characterSpacingControl w:val="doNotCompress"/>
-  <w:footnotePr>
-    <w:footnote w:id="-1"/>
-    <w:footnote w:id="0"/>
-  </w:footnotePr>
-  <w:endnotePr>
-    <w:endnote w:id="-1"/>
-    <w:endnote w:id="0"/>
-  </w:endnotePr>
-  <w:compat>
-    <w:useFELayout/>
-    <w:compatSetting w:name="compatibilityMode" w:uri="http://schemas.microsoft.com/office/word" w:val="15"/>
-    <w:compatSetting w:name="overrideTableStyleFontSizeAndJustification" w:uri="http://schemas.microsoft.com/office/word" w:val="1"/>
-    <w:compatSetting w:name="enableOpenTypeFeatures" w:uri="http://schemas.microsoft.com/office/word" w:val="1"/>
-    <w:compatSetting w:name="doNotFlipMirrorIndents" w:uri="http://schemas.microsoft.com/office/word" w:val="1"/>
-    <w:compatSetting w:name="differentiateMultirowTableHeaders" w:uri="http://schemas.microsoft.com/office/word" w:val="1"/>
-    <w:compatSetting w:name="useWord2013TrackBottomHyphenation" w:uri="http://schemas.microsoft.com/office/word" w:val="0"/>
-  </w:compat>
-  <w:rsids>
-    <w:rsidRoot w:val="00B47730"/>
-    <w:rsid w:val="00034616"/>
-    <w:rsid w:val="0006063C"/>
-    <w:rsid w:val="0015074B"/>
-    <w:rsid w:val="0029639D"/>
-    <w:rsid w:val="002A03B4"/>
-    <w:rsid w:val="00326F90"/>
-    <w:rsid w:val="008712F0"/>
-    <w:rsid w:val="00AA1D8D"/>
-    <w:rsid w:val="00B47730"/>
-    <w:rsid w:val="00CB0664"/>
-    <w:rsid w:val="00EE752F"/>
-    <w:rsid w:val="00EE7BB4"/>
-    <w:rsid w:val="00FC693F"/>
-  </w:rsids>
-  <m:mathPr>
-    <m:mathFont m:val="Cambria Math"/>
-    <m:brkBin m:val="before"/>
-    <m:brkBinSub m:val="--"/>
-    <m:smallFrac m:val="0"/>
-    <m:dispDef/>
-    <m:lMargin m:val="0"/>
-    <m:rMargin m:val="0"/>
-    <m:defJc m:val="centerGroup"/>
-    <m:wrapIndent m:val="1440"/>
-    <m:intLim m:val="subSup"/>
-    <m:naryLim m:val="undOvr"/>
-  </m:mathPr>
-  <w:themeFontLang w:val="en-US" w:eastAsia="ja-JP"/>
-  <w:clrSchemeMapping w:bg1="light1" w:t1="dark1" w:bg2="light2" w:t2="dark2" w:accent1="accent1" w:accent2="accent2" w:accent3="accent3" w:accent4="accent4" w:accent5="accent5" w:accent6="accent6" w:hyperlink="hyperlink" w:followedHyperlink="followedHyperlink"/>
-  <w:doNotAutoCompressPictures/>
-  <w:shapeDefaults>
-    <o:shapedefaults v:ext="edit" spidmax="1026"/>
-    <o:shapelayout v:ext="edit">
-      <o:idmap v:ext="edit" data="1"/>
-    </o:shapelayout>
-  </w:shapeDefaults>
-  <w:decimalSymbol w:val="."/>
-  <w:listSeparator w:val=","/>
-  <w14:docId w14:val="16D49D08"/>
-  <w14:defaultImageDpi w14:val="300"/>
-  <w15:docId w15:val="{8199889E-0F0A-4F43-9FFC-83C26953E556}"/>
-</w:settings>
-</file>
-
-<file path=word\styles.xml><?xml version="1.0" encoding="utf-8"?>
+<file path=word/styles.xml><?xml version="1.0" encoding="utf-8"?>
 <w:styles xmlns:mc="http://schemas.openxmlformats.org/markup-compatibility/2006" xmlns:r="http://schemas.openxmlformats.org/officeDocument/2006/relationships" xmlns:w="http://schemas.openxmlformats.org/wordprocessingml/2006/main" xmlns:w14="http://schemas.microsoft.com/office/word/2010/wordml" xmlns:w15="http://schemas.microsoft.com/office/word/2012/wordml" xmlns:w16cex="http://schemas.microsoft.com/office/word/2018/wordml/cex" xmlns:w16cid="http://schemas.microsoft.com/office/word/2016/wordml/cid" xmlns:w16="http://schemas.microsoft.com/office/word/2018/wordml" xmlns:w16du="http://schemas.microsoft.com/office/word/2023/wordml/word16du" xmlns:w16sdtdh="http://schemas.microsoft.com/office/word/2020/wordml/sdtdatahash" xmlns:w16sdtfl="http://schemas.microsoft.com/office/word/2024/wordml/sdtformatlock" xmlns:w16se="http://schemas.microsoft.com/office/word/2015/wordml/symex" mc:Ignorable="w14 w15 w16se w16cid w16 w16cex w16sdtdh w16sdtfl w16du">
   <w:docDefaults>
     <w:rPrDefault>
@@ -14267,7 +14064,7 @@
 </w:styles>
 </file>
 
-<file path=word\theme\theme1.xml><?xml version="1.0" encoding="utf-8"?>
+<file path=word/theme/theme1.xml><?xml version="1.0" encoding="utf-8"?>
 <a:theme xmlns:a="http://schemas.openxmlformats.org/drawingml/2006/main" name="Office Theme">
   <a:themeElements>
     <a:clrScheme name="Office">
@@ -14587,8 +14384,14 @@
 </a:theme>
 </file>
 
-<file path=word\webSettings.xml><?xml version="1.0" encoding="utf-8"?>
-<w:webSettings xmlns:mc="http://schemas.openxmlformats.org/markup-compatibility/2006" xmlns:r="http://schemas.openxmlformats.org/officeDocument/2006/relationships" xmlns:w="http://schemas.openxmlformats.org/wordprocessingml/2006/main" xmlns:w14="http://schemas.microsoft.com/office/word/2010/wordml" xmlns:w15="http://schemas.microsoft.com/office/word/2012/wordml" xmlns:w16cex="http://schemas.microsoft.com/office/word/2018/wordml/cex" xmlns:w16cid="http://schemas.microsoft.com/office/word/2016/wordml/cid" xmlns:w16="http://schemas.microsoft.com/office/word/2018/wordml" xmlns:w16du="http://schemas.microsoft.com/office/word/2023/wordml/word16du" xmlns:w16sdtdh="http://schemas.microsoft.com/office/word/2020/wordml/sdtdatahash" xmlns:w16sdtfl="http://schemas.microsoft.com/office/word/2024/wordml/sdtformatlock" xmlns:w16se="http://schemas.microsoft.com/office/word/2015/wordml/symex" mc:Ignorable="w14 w15 w16se w16cid w16 w16cex w16sdtdh w16sdtfl w16du">
-  <w:allowPNG/>
-</w:webSettings>
+<file path=customXml/item1.xml><?xml version="1.0" encoding="utf-8"?>
+<b:Sources xmlns:b="http://schemas.openxmlformats.org/officeDocument/2006/bibliography" xmlns="http://schemas.openxmlformats.org/officeDocument/2006/bibliography" SelectedStyle="/APA.XSL" StyleName="APA"/>
+</file>
+
+<file path=customXml/itemProps1.xml><?xml version="1.0" encoding="utf-8"?>
+<ds:datastoreItem xmlns:ds="http://schemas.openxmlformats.org/officeDocument/2006/customXml" ds:itemID="{EF278816-EC6F-A645-907D-7F25AECB1D4A}">
+  <ds:schemaRefs>
+    <ds:schemaRef ds:uri="http://schemas.openxmlformats.org/officeDocument/2006/bibliography"/>
+  </ds:schemaRefs>
+</ds:datastoreItem>
 </file>
--- a/docs/Claude_Skills_CheatSheet.docx
+++ b/docs/Claude_Skills_CheatSheet.docx
@@ -27,7 +27,7 @@
           <w:color w:val="666666"/>
           <w:sz w:val="16"/>
         </w:rPr>
-        <w:t>21 skills · 4 layers · Pattern Investment Team · April 2026</w:t>
+        <w:t>28 skills · 2 pipelines · Pattern Investment Team · April 2026 · Pattern Investment Team · April 2026</w:t>
       </w:r>
     </w:p>
     <w:tbl>
@@ -777,6 +777,109 @@
           </w:p>
         </w:tc>
       </w:tr>
+      <w:tr w14:paraId="D2E3F4A5A0">
+        <w:tc>
+          <w:tcPr>
+            <w:tcW w:w="650" w:type="dxa"/>
+            <w:shd w:val="clear" w:color="auto" w:fill="E6EFFD"/>
+            <w:tcMar>
+              <w:top w:w="30" w:type="dxa"/>
+              <w:left w:w="80" w:type="dxa"/>
+              <w:bottom w:w="30" w:type="dxa"/>
+              <w:right w:w="80" w:type="dxa"/>
+            </w:tcMar>
+          </w:tcPr>
+          <w:p w14:paraId="D2E3F4A5A1">
+            <w:pPr>
+              <w:spacing w:after="0" w:line="240" w:lineRule="auto"/>
+              <w:jc w:val="center"/>
+            </w:pPr>
+            <w:r>
+              <w:rPr>
+                <w:rFonts w:ascii="Wix Madefor Display SemiBold" w:hAnsi="Wix Madefor Display SemiBold"/>
+                <w:b/>
+                <w:color w:val="4280F4"/>
+                <w:sz w:val="16"/>
+              </w:rPr>
+              <w:t>L5</w:t>
+            </w:r>
+          </w:p>
+        </w:tc>
+        <w:tc>
+          <w:tcPr>
+            <w:tcW w:w="1700" w:type="dxa"/>
+            <w:tcMar>
+              <w:top w:w="30" w:type="dxa"/>
+              <w:left w:w="80" w:type="dxa"/>
+              <w:bottom w:w="30" w:type="dxa"/>
+              <w:right w:w="80" w:type="dxa"/>
+            </w:tcMar>
+          </w:tcPr>
+          <w:p w14:paraId="D2E3F4A5A2">
+            <w:pPr>
+              <w:spacing w:after="0" w:line="240" w:lineRule="auto"/>
+            </w:pPr>
+            <w:r>
+              <w:rPr>
+                <w:rFonts w:ascii="Wix Madefor Display SemiBold" w:hAnsi="Wix Madefor Display SemiBold"/>
+                <w:b/>
+                <w:color w:val="0F4761"/>
+                <w:sz w:val="17"/>
+              </w:rPr>
+              <w:t>managing-up</w:t>
+            </w:r>
+          </w:p>
+        </w:tc>
+        <w:tc>
+          <w:tcPr>
+            <w:tcW w:w="6500" w:type="dxa"/>
+            <w:tcMar>
+              <w:top w:w="30" w:type="dxa"/>
+              <w:left w:w="80" w:type="dxa"/>
+              <w:bottom w:w="30" w:type="dxa"/>
+              <w:right w:w="80" w:type="dxa"/>
+            </w:tcMar>
+          </w:tcPr>
+          <w:p w14:paraId="D2E3F4A5A3">
+            <w:pPr>
+              <w:spacing w:after="0" w:line="252" w:lineRule="auto"/>
+            </w:pPr>
+            <w:r>
+              <w:rPr>
+                <w:rFonts w:ascii="Wix Madefor Display" w:hAnsi="Wix Madefor Display"/>
+                <w:color w:val="000000"/>
+                <w:sz w:val="16"/>
+              </w:rPr>
+              <w:t>Frameworks for executive relationship management, influencing leadership without authority, and navigating organizational dynamics. Covers upward communication, alignment, and managing difficult conversations.</w:t>
+            </w:r>
+          </w:p>
+        </w:tc>
+        <w:tc>
+          <w:tcPr>
+            <w:tcW w:w="5850" w:type="dxa"/>
+            <w:tcMar>
+              <w:top w:w="30" w:type="dxa"/>
+              <w:left w:w="80" w:type="dxa"/>
+              <w:bottom w:w="30" w:type="dxa"/>
+              <w:right w:w="80" w:type="dxa"/>
+            </w:tcMar>
+          </w:tcPr>
+          <w:p w14:paraId="D2E3F4A5A4">
+            <w:pPr>
+              <w:spacing w:after="0" w:line="252" w:lineRule="auto"/>
+            </w:pPr>
+            <w:r>
+              <w:rPr>
+                <w:rFonts w:ascii="Wix Madefor Display" w:hAnsi="Wix Madefor Display"/>
+                <w:i/>
+                <w:color w:val="000000"/>
+                <w:sz w:val="16"/>
+              </w:rPr>
+              <w:t>Structured advice, communication scripts, or frameworks — no formal document output</w:t>
+            </w:r>
+          </w:p>
+        </w:tc>
+      </w:tr>
       <w:tr>
         <w:tc>
           <w:tcPr>
@@ -1507,11 +1610,11 @@
           </w:p>
         </w:tc>
       </w:tr>
-      <w:tr>
+      <w:tr w14:paraId="E3F4A5B6A0">
         <w:tc>
           <w:tcPr>
             <w:tcW w:w="650" w:type="dxa"/>
-            <w:shd w:val="clear" w:color="auto" w:fill="EAF3DE"/>
+            <w:shd w:val="clear" w:color="auto" w:fill="E6EFFD"/>
             <w:tcMar>
               <w:top w:w="30" w:type="dxa"/>
               <w:left w:w="80" w:type="dxa"/>
@@ -1519,7 +1622,7 @@
               <w:right w:w="80" w:type="dxa"/>
             </w:tcMar>
           </w:tcPr>
-          <w:p>
+          <w:p w14:paraId="E3F4A5B6A1">
             <w:pPr>
               <w:spacing w:after="0" w:line="240" w:lineRule="auto"/>
               <w:jc w:val="center"/>
@@ -1528,7 +1631,7 @@
               <w:rPr>
                 <w:rFonts w:ascii="Wix Madefor Display SemiBold" w:hAnsi="Wix Madefor Display SemiBold"/>
                 <w:b/>
-                <w:color w:val="375623"/>
+                <w:color w:val="4280F4"/>
                 <w:sz w:val="16"/>
               </w:rPr>
               <w:t>L4</w:t>
@@ -1538,7 +1641,6 @@
         <w:tc>
           <w:tcPr>
             <w:tcW w:w="1700" w:type="dxa"/>
-            <w:shd w:val="clear" w:color="auto" w:fill="F8F8F8"/>
             <w:tcMar>
               <w:top w:w="30" w:type="dxa"/>
               <w:left w:w="80" w:type="dxa"/>
@@ -1546,7 +1648,7 @@
               <w:right w:w="80" w:type="dxa"/>
             </w:tcMar>
           </w:tcPr>
-          <w:p>
+          <w:p w14:paraId="E3F4A5B6A2">
             <w:pPr>
               <w:spacing w:after="0" w:line="240" w:lineRule="auto"/>
             </w:pPr>
@@ -1557,14 +1659,13 @@
                 <w:color w:val="0F4761"/>
                 <w:sz w:val="17"/>
               </w:rPr>
-              <w:t>pattern-pptx</w:t>
+              <w:t>written-communication</w:t>
             </w:r>
           </w:p>
         </w:tc>
         <w:tc>
           <w:tcPr>
             <w:tcW w:w="6500" w:type="dxa"/>
-            <w:shd w:val="clear" w:color="auto" w:fill="F8F8F8"/>
             <w:tcMar>
               <w:top w:w="30" w:type="dxa"/>
               <w:left w:w="80" w:type="dxa"/>
@@ -1572,7 +1673,7 @@
               <w:right w:w="80" w:type="dxa"/>
             </w:tcMar>
           </w:tcPr>
-          <w:p>
+          <w:p w14:paraId="E3F4A5B6A3">
             <w:pPr>
               <w:spacing w:after="0" w:line="252" w:lineRule="auto"/>
             </w:pPr>
@@ -1582,14 +1683,13 @@
                 <w:color w:val="000000"/>
                 <w:sz w:val="16"/>
               </w:rPr>
-              <w:t>Non-investment Pattern presentations.</w:t>
+              <w:t>Emails, memos, strategy documents, and announcements. Covers tone calibration for audience and stakes, structure selection (BLUF vs. narrative), and edit passes. For external communications and internal alignment.</w:t>
             </w:r>
           </w:p>
         </w:tc>
         <w:tc>
           <w:tcPr>
             <w:tcW w:w="5850" w:type="dxa"/>
-            <w:shd w:val="clear" w:color="auto" w:fill="F8F8F8"/>
             <w:tcMar>
               <w:top w:w="30" w:type="dxa"/>
               <w:left w:w="80" w:type="dxa"/>
@@ -1597,7 +1697,7 @@
               <w:right w:w="80" w:type="dxa"/>
             </w:tcMar>
           </w:tcPr>
-          <w:p>
+          <w:p w14:paraId="E3F4A5B6A4">
             <w:pPr>
               <w:spacing w:after="0" w:line="252" w:lineRule="auto"/>
             </w:pPr>
@@ -1608,7 +1708,110 @@
                 <w:color w:val="000000"/>
                 <w:sz w:val="16"/>
               </w:rPr>
-              <w:t>Pattern PowerPoint for non-investment materials</w:t>
+              <w:t>Polished email, memo, or announcement in Pattern voice</w:t>
+            </w:r>
+          </w:p>
+        </w:tc>
+      </w:tr>
+      <w:tr w14:paraId="F4A5B6C7A0">
+        <w:tc>
+          <w:tcPr>
+            <w:tcW w:w="650" w:type="dxa"/>
+            <w:shd w:val="clear" w:color="auto" w:fill="E6EFFD"/>
+            <w:tcMar>
+              <w:top w:w="30" w:type="dxa"/>
+              <w:left w:w="80" w:type="dxa"/>
+              <w:bottom w:w="30" w:type="dxa"/>
+              <w:right w:w="80" w:type="dxa"/>
+            </w:tcMar>
+          </w:tcPr>
+          <w:p w14:paraId="F4A5B6C7A1">
+            <w:pPr>
+              <w:spacing w:after="0" w:line="240" w:lineRule="auto"/>
+              <w:jc w:val="center"/>
+            </w:pPr>
+            <w:r>
+              <w:rPr>
+                <w:rFonts w:ascii="Wix Madefor Display SemiBold" w:hAnsi="Wix Madefor Display SemiBold"/>
+                <w:b/>
+                <w:color w:val="4280F4"/>
+                <w:sz w:val="16"/>
+              </w:rPr>
+              <w:t>L4</w:t>
+            </w:r>
+          </w:p>
+        </w:tc>
+        <w:tc>
+          <w:tcPr>
+            <w:tcW w:w="1700" w:type="dxa"/>
+            <w:tcMar>
+              <w:top w:w="30" w:type="dxa"/>
+              <w:left w:w="80" w:type="dxa"/>
+              <w:bottom w:w="30" w:type="dxa"/>
+              <w:right w:w="80" w:type="dxa"/>
+            </w:tcMar>
+          </w:tcPr>
+          <w:p w14:paraId="F4A5B6C7A2">
+            <w:pPr>
+              <w:spacing w:after="0" w:line="240" w:lineRule="auto"/>
+            </w:pPr>
+            <w:r>
+              <w:rPr>
+                <w:rFonts w:ascii="Wix Madefor Display SemiBold" w:hAnsi="Wix Madefor Display SemiBold"/>
+                <w:b/>
+                <w:color w:val="0F4761"/>
+                <w:sz w:val="17"/>
+              </w:rPr>
+              <w:t>giving-presentations</w:t>
+            </w:r>
+          </w:p>
+        </w:tc>
+        <w:tc>
+          <w:tcPr>
+            <w:tcW w:w="6500" w:type="dxa"/>
+            <w:tcMar>
+              <w:top w:w="30" w:type="dxa"/>
+              <w:left w:w="80" w:type="dxa"/>
+              <w:bottom w:w="30" w:type="dxa"/>
+              <w:right w:w="80" w:type="dxa"/>
+            </w:tcMar>
+          </w:tcPr>
+          <w:p w14:paraId="F4A5B6C7A3">
+            <w:pPr>
+              <w:spacing w:after="0" w:line="252" w:lineRule="auto"/>
+            </w:pPr>
+            <w:r>
+              <w:rPr>
+                <w:rFonts w:ascii="Wix Madefor Display" w:hAnsi="Wix Madefor Display"/>
+                <w:color w:val="000000"/>
+                <w:sz w:val="16"/>
+              </w:rPr>
+              <w:t>Talk track preparation, slide deck narrative design, and presentation delivery coaching. Maps content to audience decision needs. Structures opening hook, logical flow, and close.</w:t>
+            </w:r>
+          </w:p>
+        </w:tc>
+        <w:tc>
+          <w:tcPr>
+            <w:tcW w:w="5850" w:type="dxa"/>
+            <w:tcMar>
+              <w:top w:w="30" w:type="dxa"/>
+              <w:left w:w="80" w:type="dxa"/>
+              <w:bottom w:w="30" w:type="dxa"/>
+              <w:right w:w="80" w:type="dxa"/>
+            </w:tcMar>
+          </w:tcPr>
+          <w:p w14:paraId="F4A5B6C7A4">
+            <w:pPr>
+              <w:spacing w:after="0" w:line="252" w:lineRule="auto"/>
+            </w:pPr>
+            <w:r>
+              <w:rPr>
+                <w:rFonts w:ascii="Wix Madefor Display" w:hAnsi="Wix Madefor Display"/>
+                <w:i/>
+                <w:color w:val="000000"/>
+                <w:sz w:val="16"/>
+              </w:rPr>
+              <w:t>Talk track outline, narrative arc, or slide-by-slide notes</w:t>
             </w:r>
           </w:p>
         </w:tc>
@@ -1712,6 +1915,109 @@
                 <w:sz w:val="16"/>
               </w:rPr>
               <w:t>Branded .docx due diligence request list</w:t>
+            </w:r>
+          </w:p>
+        </w:tc>
+      </w:tr>
+      <w:tr w14:paraId="A5B6C7D8A0">
+        <w:tc>
+          <w:tcPr>
+            <w:tcW w:w="650" w:type="dxa"/>
+            <w:shd w:val="clear" w:color="auto" w:fill="E6EFFD"/>
+            <w:tcMar>
+              <w:top w:w="30" w:type="dxa"/>
+              <w:left w:w="80" w:type="dxa"/>
+              <w:bottom w:w="30" w:type="dxa"/>
+              <w:right w:w="80" w:type="dxa"/>
+            </w:tcMar>
+          </w:tcPr>
+          <w:p w14:paraId="A5B6C7D8A1">
+            <w:pPr>
+              <w:spacing w:after="0" w:line="240" w:lineRule="auto"/>
+              <w:jc w:val="center"/>
+            </w:pPr>
+            <w:r>
+              <w:rPr>
+                <w:rFonts w:ascii="Wix Madefor Display SemiBold" w:hAnsi="Wix Madefor Display SemiBold"/>
+                <w:b/>
+                <w:color w:val="4280F4"/>
+                <w:sz w:val="16"/>
+              </w:rPr>
+              <w:t>L4</w:t>
+            </w:r>
+          </w:p>
+        </w:tc>
+        <w:tc>
+          <w:tcPr>
+            <w:tcW w:w="1700" w:type="dxa"/>
+            <w:tcMar>
+              <w:top w:w="30" w:type="dxa"/>
+              <w:left w:w="80" w:type="dxa"/>
+              <w:bottom w:w="30" w:type="dxa"/>
+              <w:right w:w="80" w:type="dxa"/>
+            </w:tcMar>
+          </w:tcPr>
+          <w:p w14:paraId="A5B6C7D8A2">
+            <w:pPr>
+              <w:spacing w:after="0" w:line="240" w:lineRule="auto"/>
+            </w:pPr>
+            <w:r>
+              <w:rPr>
+                <w:rFonts w:ascii="Wix Madefor Display SemiBold" w:hAnsi="Wix Madefor Display SemiBold"/>
+                <w:b/>
+                <w:color w:val="0F4761"/>
+                <w:sz w:val="17"/>
+              </w:rPr>
+              <w:t>executive-briefing</w:t>
+            </w:r>
+          </w:p>
+        </w:tc>
+        <w:tc>
+          <w:tcPr>
+            <w:tcW w:w="6500" w:type="dxa"/>
+            <w:tcMar>
+              <w:top w:w="30" w:type="dxa"/>
+              <w:left w:w="80" w:type="dxa"/>
+              <w:bottom w:w="30" w:type="dxa"/>
+              <w:right w:w="80" w:type="dxa"/>
+            </w:tcMar>
+          </w:tcPr>
+          <w:p w14:paraId="A5B6C7D8A3">
+            <w:pPr>
+              <w:spacing w:after="0" w:line="252" w:lineRule="auto"/>
+            </w:pPr>
+            <w:r>
+              <w:rPr>
+                <w:rFonts w:ascii="Wix Madefor Display" w:hAnsi="Wix Madefor Display"/>
+                <w:color w:val="000000"/>
+                <w:sz w:val="16"/>
+              </w:rPr>
+              <w:t>Executive-ready briefing documents: memos, one-pagers, board notes, C-suite briefings. Enforces BLUF structure and decision-oriented formatting. Output is action-forcing, not informational.</w:t>
+            </w:r>
+          </w:p>
+        </w:tc>
+        <w:tc>
+          <w:tcPr>
+            <w:tcW w:w="5850" w:type="dxa"/>
+            <w:tcMar>
+              <w:top w:w="30" w:type="dxa"/>
+              <w:left w:w="80" w:type="dxa"/>
+              <w:bottom w:w="30" w:type="dxa"/>
+              <w:right w:w="80" w:type="dxa"/>
+            </w:tcMar>
+          </w:tcPr>
+          <w:p w14:paraId="A5B6C7D8A4">
+            <w:pPr>
+              <w:spacing w:after="0" w:line="252" w:lineRule="auto"/>
+            </w:pPr>
+            <w:r>
+              <w:rPr>
+                <w:rFonts w:ascii="Wix Madefor Display" w:hAnsi="Wix Madefor Display"/>
+                <w:i/>
+                <w:color w:val="000000"/>
+                <w:sz w:val="16"/>
+              </w:rPr>
+              <w:t>Pattern-branded one-pager, board note, or executive memo (.docx)</w:t>
             </w:r>
           </w:p>
         </w:tc>
@@ -2131,6 +2437,109 @@
           </w:p>
         </w:tc>
       </w:tr>
+      <w:tr w14:paraId="C1D2E3F4A0">
+        <w:tc>
+          <w:tcPr>
+            <w:tcW w:w="650" w:type="dxa"/>
+            <w:shd w:val="clear" w:color="auto" w:fill="E6EFFD"/>
+            <w:tcMar>
+              <w:top w:w="30" w:type="dxa"/>
+              <w:left w:w="80" w:type="dxa"/>
+              <w:bottom w:w="30" w:type="dxa"/>
+              <w:right w:w="80" w:type="dxa"/>
+            </w:tcMar>
+          </w:tcPr>
+          <w:p w14:paraId="C1D2E3F4A1">
+            <w:pPr>
+              <w:spacing w:after="0" w:line="240" w:lineRule="auto"/>
+              <w:jc w:val="center"/>
+            </w:pPr>
+            <w:r>
+              <w:rPr>
+                <w:rFonts w:ascii="Wix Madefor Display SemiBold" w:hAnsi="Wix Madefor Display SemiBold"/>
+                <w:b/>
+                <w:color w:val="4280F4"/>
+                <w:sz w:val="16"/>
+              </w:rPr>
+              <w:t>L2</w:t>
+            </w:r>
+          </w:p>
+        </w:tc>
+        <w:tc>
+          <w:tcPr>
+            <w:tcW w:w="1700" w:type="dxa"/>
+            <w:tcMar>
+              <w:top w:w="30" w:type="dxa"/>
+              <w:left w:w="80" w:type="dxa"/>
+              <w:bottom w:w="30" w:type="dxa"/>
+              <w:right w:w="80" w:type="dxa"/>
+            </w:tcMar>
+          </w:tcPr>
+          <w:p w14:paraId="C1D2E3F4A2">
+            <w:pPr>
+              <w:spacing w:after="0" w:line="240" w:lineRule="auto"/>
+            </w:pPr>
+            <w:r>
+              <w:rPr>
+                <w:rFonts w:ascii="Wix Madefor Display SemiBold" w:hAnsi="Wix Madefor Display SemiBold"/>
+                <w:b/>
+                <w:color w:val="0F4761"/>
+                <w:sz w:val="17"/>
+              </w:rPr>
+              <w:t>tam-sam-som-calculator</w:t>
+            </w:r>
+          </w:p>
+        </w:tc>
+        <w:tc>
+          <w:tcPr>
+            <w:tcW w:w="6500" w:type="dxa"/>
+            <w:tcMar>
+              <w:top w:w="30" w:type="dxa"/>
+              <w:left w:w="80" w:type="dxa"/>
+              <w:bottom w:w="30" w:type="dxa"/>
+              <w:right w:w="80" w:type="dxa"/>
+            </w:tcMar>
+          </w:tcPr>
+          <w:p w14:paraId="C1D2E3F4A3">
+            <w:pPr>
+              <w:spacing w:after="0" w:line="252" w:lineRule="auto"/>
+            </w:pPr>
+            <w:r>
+              <w:rPr>
+                <w:rFonts w:ascii="Wix Madefor Display" w:hAnsi="Wix Madefor Display"/>
+                <w:color w:val="000000"/>
+                <w:sz w:val="16"/>
+              </w:rPr>
+              <w:t>Market sizing with both top-down and bottom-up approaches. Labels every assumption as fact/estimate/hypothesis. Requires both methods; reconciles divergences &gt;25%. Includes sensitivity analysis on key drivers.</w:t>
+            </w:r>
+          </w:p>
+        </w:tc>
+        <w:tc>
+          <w:tcPr>
+            <w:tcW w:w="5850" w:type="dxa"/>
+            <w:tcMar>
+              <w:top w:w="30" w:type="dxa"/>
+              <w:left w:w="80" w:type="dxa"/>
+              <w:bottom w:w="30" w:type="dxa"/>
+              <w:right w:w="80" w:type="dxa"/>
+            </w:tcMar>
+          </w:tcPr>
+          <w:p w14:paraId="C1D2E3F4A4">
+            <w:pPr>
+              <w:spacing w:after="0" w:line="252" w:lineRule="auto"/>
+            </w:pPr>
+            <w:r>
+              <w:rPr>
+                <w:rFonts w:ascii="Wix Madefor Display" w:hAnsi="Wix Madefor Display"/>
+                <w:i/>
+                <w:color w:val="000000"/>
+                <w:sz w:val="16"/>
+              </w:rPr>
+              <w:t>TAM/SAM/SOM table + bottoms-up build + sensitivity matrix (inline or as structured output)</w:t>
+            </w:r>
+          </w:p>
+        </w:tc>
+      </w:tr>
       <w:tr>
         <w:tc>
           <w:tcPr>
@@ -2234,6 +2643,109 @@
           </w:p>
         </w:tc>
       </w:tr>
+      <w:tr w14:paraId="C7D8E9F0A0">
+        <w:tc>
+          <w:tcPr>
+            <w:tcW w:w="650" w:type="dxa"/>
+            <w:shd w:val="clear" w:color="auto" w:fill="E6EFFD"/>
+            <w:tcMar>
+              <w:top w:w="30" w:type="dxa"/>
+              <w:left w:w="80" w:type="dxa"/>
+              <w:bottom w:w="30" w:type="dxa"/>
+              <w:right w:w="80" w:type="dxa"/>
+            </w:tcMar>
+          </w:tcPr>
+          <w:p w14:paraId="C7D8E9F0A1">
+            <w:pPr>
+              <w:spacing w:after="0" w:line="240" w:lineRule="auto"/>
+              <w:jc w:val="center"/>
+            </w:pPr>
+            <w:r>
+              <w:rPr>
+                <w:rFonts w:ascii="Wix Madefor Display SemiBold" w:hAnsi="Wix Madefor Display SemiBold"/>
+                <w:b/>
+                <w:color w:val="4280F4"/>
+                <w:sz w:val="16"/>
+              </w:rPr>
+              <w:t>L7</w:t>
+            </w:r>
+          </w:p>
+        </w:tc>
+        <w:tc>
+          <w:tcPr>
+            <w:tcW w:w="1700" w:type="dxa"/>
+            <w:tcMar>
+              <w:top w:w="30" w:type="dxa"/>
+              <w:left w:w="80" w:type="dxa"/>
+              <w:bottom w:w="30" w:type="dxa"/>
+              <w:right w:w="80" w:type="dxa"/>
+            </w:tcMar>
+          </w:tcPr>
+          <w:p w14:paraId="C7D8E9F0A2">
+            <w:pPr>
+              <w:spacing w:after="0" w:line="240" w:lineRule="auto"/>
+            </w:pPr>
+            <w:r>
+              <w:rPr>
+                <w:rFonts w:ascii="Wix Madefor Display SemiBold" w:hAnsi="Wix Madefor Display SemiBold"/>
+                <w:b/>
+                <w:color w:val="0F4761"/>
+                <w:sz w:val="17"/>
+              </w:rPr>
+              <w:t>vibe-coding</w:t>
+            </w:r>
+          </w:p>
+        </w:tc>
+        <w:tc>
+          <w:tcPr>
+            <w:tcW w:w="6500" w:type="dxa"/>
+            <w:tcMar>
+              <w:top w:w="30" w:type="dxa"/>
+              <w:left w:w="80" w:type="dxa"/>
+              <w:bottom w:w="30" w:type="dxa"/>
+              <w:right w:w="80" w:type="dxa"/>
+            </w:tcMar>
+          </w:tcPr>
+          <w:p w14:paraId="C7D8E9F0A3">
+            <w:pPr>
+              <w:spacing w:after="0" w:line="252" w:lineRule="auto"/>
+            </w:pPr>
+            <w:r>
+              <w:rPr>
+                <w:rFonts w:ascii="Wix Madefor Display" w:hAnsi="Wix Madefor Display"/>
+                <w:color w:val="000000"/>
+                <w:sz w:val="16"/>
+              </w:rPr>
+              <w:t>AI-assisted rapid prototyping — building functional tools, scripts, and apps without deep technical skills. Optimized for speed-to-working-artifact. Produces code that runs, not code that is production-ready.</w:t>
+            </w:r>
+          </w:p>
+        </w:tc>
+        <w:tc>
+          <w:tcPr>
+            <w:tcW w:w="5850" w:type="dxa"/>
+            <w:tcMar>
+              <w:top w:w="30" w:type="dxa"/>
+              <w:left w:w="80" w:type="dxa"/>
+              <w:bottom w:w="30" w:type="dxa"/>
+              <w:right w:w="80" w:type="dxa"/>
+            </w:tcMar>
+          </w:tcPr>
+          <w:p w14:paraId="C7D8E9F0A4">
+            <w:pPr>
+              <w:spacing w:after="0" w:line="252" w:lineRule="auto"/>
+            </w:pPr>
+            <w:r>
+              <w:rPr>
+                <w:rFonts w:ascii="Wix Madefor Display" w:hAnsi="Wix Madefor Display"/>
+                <w:i/>
+                <w:color w:val="000000"/>
+                <w:sz w:val="16"/>
+              </w:rPr>
+              <w:t>Working script, app, or tool (Python, JS, HTML — whatever fits the task)</w:t>
+            </w:r>
+          </w:p>
+        </w:tc>
+      </w:tr>
       <w:tr>
         <w:tc>
           <w:tcPr>
@@ -2333,6 +2845,212 @@
                 <w:sz w:val="16"/>
               </w:rPr>
               <w:t>.xlsx workbook: Input_Fields + Metric_Calcs + Diagnostic_Output + README tabs</w:t>
+            </w:r>
+          </w:p>
+        </w:tc>
+      </w:tr>
+      <w:tr w14:paraId="B6C7D8E9A0">
+        <w:tc>
+          <w:tcPr>
+            <w:tcW w:w="650" w:type="dxa"/>
+            <w:shd w:val="clear" w:color="auto" w:fill="E6EFFD"/>
+            <w:tcMar>
+              <w:top w:w="30" w:type="dxa"/>
+              <w:left w:w="80" w:type="dxa"/>
+              <w:bottom w:w="30" w:type="dxa"/>
+              <w:right w:w="80" w:type="dxa"/>
+            </w:tcMar>
+          </w:tcPr>
+          <w:p w14:paraId="B6C7D8E9A1">
+            <w:pPr>
+              <w:spacing w:after="0" w:line="240" w:lineRule="auto"/>
+              <w:jc w:val="center"/>
+            </w:pPr>
+            <w:r>
+              <w:rPr>
+                <w:rFonts w:ascii="Wix Madefor Display SemiBold" w:hAnsi="Wix Madefor Display SemiBold"/>
+                <w:b/>
+                <w:color w:val="4280F4"/>
+                <w:sz w:val="16"/>
+              </w:rPr>
+              <w:t>L2</w:t>
+            </w:r>
+          </w:p>
+        </w:tc>
+        <w:tc>
+          <w:tcPr>
+            <w:tcW w:w="1700" w:type="dxa"/>
+            <w:tcMar>
+              <w:top w:w="30" w:type="dxa"/>
+              <w:left w:w="80" w:type="dxa"/>
+              <w:bottom w:w="30" w:type="dxa"/>
+              <w:right w:w="80" w:type="dxa"/>
+            </w:tcMar>
+          </w:tcPr>
+          <w:p w14:paraId="B6C7D8E9A2">
+            <w:pPr>
+              <w:spacing w:after="0" w:line="240" w:lineRule="auto"/>
+            </w:pPr>
+            <w:r>
+              <w:rPr>
+                <w:rFonts w:ascii="Wix Madefor Display SemiBold" w:hAnsi="Wix Madefor Display SemiBold"/>
+                <w:b/>
+                <w:color w:val="0F4761"/>
+                <w:sz w:val="17"/>
+              </w:rPr>
+              <w:t>finance-metrics-quickref</w:t>
+            </w:r>
+          </w:p>
+        </w:tc>
+        <w:tc>
+          <w:tcPr>
+            <w:tcW w:w="6500" w:type="dxa"/>
+            <w:tcMar>
+              <w:top w:w="30" w:type="dxa"/>
+              <w:left w:w="80" w:type="dxa"/>
+              <w:bottom w:w="30" w:type="dxa"/>
+              <w:right w:w="80" w:type="dxa"/>
+            </w:tcMar>
+          </w:tcPr>
+          <w:p w14:paraId="B6C7D8E9A3">
+            <w:pPr>
+              <w:spacing w:after="0" w:line="252" w:lineRule="auto"/>
+            </w:pPr>
+            <w:r>
+              <w:rPr>
+                <w:rFonts w:ascii="Wix Madefor Display" w:hAnsi="Wix Madefor Display"/>
+                <w:color w:val="000000"/>
+                <w:sz w:val="16"/>
+              </w:rPr>
+              <w:t>Quick-reference lookup for financial metric definitions, formulas, and benchmarks. Covers SaaS, PE, and general corporate finance. Returns definition, formula, and benchmark range with source.</w:t>
+            </w:r>
+          </w:p>
+        </w:tc>
+        <w:tc>
+          <w:tcPr>
+            <w:tcW w:w="5850" w:type="dxa"/>
+            <w:tcMar>
+              <w:top w:w="30" w:type="dxa"/>
+              <w:left w:w="80" w:type="dxa"/>
+              <w:bottom w:w="30" w:type="dxa"/>
+              <w:right w:w="80" w:type="dxa"/>
+            </w:tcMar>
+          </w:tcPr>
+          <w:p w14:paraId="B6C7D8E9A4">
+            <w:pPr>
+              <w:spacing w:after="0" w:line="252" w:lineRule="auto"/>
+            </w:pPr>
+            <w:r>
+              <w:rPr>
+                <w:rFonts w:ascii="Wix Madefor Display" w:hAnsi="Wix Madefor Display"/>
+                <w:i/>
+                <w:color w:val="000000"/>
+                <w:sz w:val="16"/>
+              </w:rPr>
+              <w:t>Inline definition + formula + benchmark (no separate document)</w:t>
+            </w:r>
+          </w:p>
+        </w:tc>
+      </w:tr>
+      <w:tr w14:paraId="D8E9F0A1A0">
+        <w:tc>
+          <w:tcPr>
+            <w:tcW w:w="650" w:type="dxa"/>
+            <w:shd w:val="clear" w:color="auto" w:fill="E6EFFD"/>
+            <w:tcMar>
+              <w:top w:w="30" w:type="dxa"/>
+              <w:left w:w="80" w:type="dxa"/>
+              <w:bottom w:w="30" w:type="dxa"/>
+              <w:right w:w="80" w:type="dxa"/>
+            </w:tcMar>
+          </w:tcPr>
+          <w:p w14:paraId="D8E9F0A1A1">
+            <w:pPr>
+              <w:spacing w:after="0" w:line="240" w:lineRule="auto"/>
+              <w:jc w:val="center"/>
+            </w:pPr>
+            <w:r>
+              <w:rPr>
+                <w:rFonts w:ascii="Wix Madefor Display SemiBold" w:hAnsi="Wix Madefor Display SemiBold"/>
+                <w:b/>
+                <w:color w:val="4280F4"/>
+                <w:sz w:val="16"/>
+              </w:rPr>
+              <w:t>L8</w:t>
+            </w:r>
+          </w:p>
+        </w:tc>
+        <w:tc>
+          <w:tcPr>
+            <w:tcW w:w="1700" w:type="dxa"/>
+            <w:tcMar>
+              <w:top w:w="30" w:type="dxa"/>
+              <w:left w:w="80" w:type="dxa"/>
+              <w:bottom w:w="30" w:type="dxa"/>
+              <w:right w:w="80" w:type="dxa"/>
+            </w:tcMar>
+          </w:tcPr>
+          <w:p w14:paraId="D8E9F0A1A2">
+            <w:pPr>
+              <w:spacing w:after="0" w:line="240" w:lineRule="auto"/>
+            </w:pPr>
+            <w:r>
+              <w:rPr>
+                <w:rFonts w:ascii="Wix Madefor Display SemiBold" w:hAnsi="Wix Madefor Display SemiBold"/>
+                <w:b/>
+                <w:color w:val="0F4761"/>
+                <w:sz w:val="17"/>
+              </w:rPr>
+              <w:t>skill-authoring-workflow</w:t>
+            </w:r>
+          </w:p>
+        </w:tc>
+        <w:tc>
+          <w:tcPr>
+            <w:tcW w:w="6500" w:type="dxa"/>
+            <w:tcMar>
+              <w:top w:w="30" w:type="dxa"/>
+              <w:left w:w="80" w:type="dxa"/>
+              <w:bottom w:w="30" w:type="dxa"/>
+              <w:right w:w="80" w:type="dxa"/>
+            </w:tcMar>
+          </w:tcPr>
+          <w:p w14:paraId="D8E9F0A1A3">
+            <w:pPr>
+              <w:spacing w:after="0" w:line="252" w:lineRule="auto"/>
+            </w:pPr>
+            <w:r>
+              <w:rPr>
+                <w:rFonts w:ascii="Wix Madefor Display" w:hAnsi="Wix Madefor Display"/>
+                <w:color w:val="000000"/>
+                <w:sz w:val="16"/>
+              </w:rPr>
+              <w:t>Standards and process for creating or updating a skill without breaking conventions. Covers SKILL.md structure, trigger language, integration rules, quality checks, and README/agents.md updates.</w:t>
+            </w:r>
+          </w:p>
+        </w:tc>
+        <w:tc>
+          <w:tcPr>
+            <w:tcW w:w="5850" w:type="dxa"/>
+            <w:tcMar>
+              <w:top w:w="30" w:type="dxa"/>
+              <w:left w:w="80" w:type="dxa"/>
+              <w:bottom w:w="30" w:type="dxa"/>
+              <w:right w:w="80" w:type="dxa"/>
+            </w:tcMar>
+          </w:tcPr>
+          <w:p w14:paraId="D8E9F0A1A4">
+            <w:pPr>
+              <w:spacing w:after="0" w:line="252" w:lineRule="auto"/>
+            </w:pPr>
+            <w:r>
+              <w:rPr>
+                <w:rFonts w:ascii="Wix Madefor Display" w:hAnsi="Wix Madefor Display"/>
+                <w:i/>
+                <w:color w:val="000000"/>
+                <w:sz w:val="16"/>
+              </w:rPr>
+              <w:t>SKILL.md file + README/agents.md entries ready to commit</w:t>
             </w:r>
           </w:p>
         </w:tc>

--- a/docs/Claude_Skills_CheatSheet.docx
+++ b/docs/Claude_Skills_CheatSheet.docx
@@ -27,7 +27,7 @@
           <w:color w:val="666666"/>
           <w:sz w:val="16"/>
         </w:rPr>
-        <w:t>28 skills · 2 pipelines · Pattern Investment Team · April 2026 · Pattern Investment Team · April 2026</w:t>
+        <w:t>31 skills · 2 pipelines · Pattern Investment Team · April 2026 · Pattern Investment Team · April 2026</w:t>
       </w:r>
     </w:p>
     <w:tbl>
@@ -3055,6 +3055,315 @@
           </w:p>
         </w:tc>
       </w:tr>
+      <w:tr w14:paraId="F0A1B2C3A0">
+        <w:tc>
+          <w:tcPr>
+            <w:tcW w:w="650" w:type="dxa"/>
+            <w:shd w:val="clear" w:color="auto" w:fill="E6EFFD"/>
+            <w:tcMar>
+              <w:top w:w="30" w:type="dxa"/>
+              <w:left w:w="80" w:type="dxa"/>
+              <w:bottom w:w="30" w:type="dxa"/>
+              <w:right w:w="80" w:type="dxa"/>
+            </w:tcMar>
+          </w:tcPr>
+          <w:p w14:paraId="F0A1B2C3A1">
+            <w:pPr>
+              <w:spacing w:after="0" w:line="240" w:lineRule="auto"/>
+              <w:jc w:val="center"/>
+            </w:pPr>
+            <w:r>
+              <w:rPr>
+                <w:rFonts w:ascii="Wix Madefor Display SemiBold" w:hAnsi="Wix Madefor Display SemiBold"/>
+                <w:b/>
+                <w:color w:val="4280F4"/>
+                <w:sz w:val="16"/>
+              </w:rPr>
+              <w:t>L4</w:t>
+            </w:r>
+          </w:p>
+        </w:tc>
+        <w:tc>
+          <w:tcPr>
+            <w:tcW w:w="1700" w:type="dxa"/>
+            <w:tcMar>
+              <w:top w:w="30" w:type="dxa"/>
+              <w:left w:w="80" w:type="dxa"/>
+              <w:bottom w:w="30" w:type="dxa"/>
+              <w:right w:w="80" w:type="dxa"/>
+            </w:tcMar>
+          </w:tcPr>
+          <w:p w14:paraId="F0A1B2C3A2">
+            <w:pPr>
+              <w:spacing w:after="0" w:line="240" w:lineRule="auto"/>
+            </w:pPr>
+            <w:r>
+              <w:rPr>
+                <w:rFonts w:ascii="Wix Madefor Display SemiBold" w:hAnsi="Wix Madefor Display SemiBold"/>
+                <w:b/>
+                <w:color w:val="0F4761"/>
+                <w:sz w:val="17"/>
+              </w:rPr>
+              <w:t>competitive-landscape-deliverable</w:t>
+            </w:r>
+          </w:p>
+        </w:tc>
+        <w:tc>
+          <w:tcPr>
+            <w:tcW w:w="6500" w:type="dxa"/>
+            <w:tcMar>
+              <w:top w:w="30" w:type="dxa"/>
+              <w:left w:w="80" w:type="dxa"/>
+              <w:bottom w:w="30" w:type="dxa"/>
+              <w:right w:w="80" w:type="dxa"/>
+            </w:tcMar>
+          </w:tcPr>
+          <w:p w14:paraId="F0A1B2C3A3">
+            <w:pPr>
+              <w:spacing w:after="0" w:line="252" w:lineRule="auto"/>
+            </w:pPr>
+            <w:r>
+              <w:rPr>
+                <w:rFonts w:ascii="Wix Madefor Display" w:hAnsi="Wix Madefor Display"/>
+                <w:color w:val="000000"/>
+                <w:sz w:val="16"/>
+              </w:rPr>
+              <w:t>Converts a competitive landscape spreadsheet (Pattern n8n pipeline output or manual) into a board-ready executive deliverable. Verdict-led layout, preserves Rating + McKinsey rationale, Pattern brand styling. Handles the full competitive-landscape-mapping template.</w:t>
+            </w:r>
+          </w:p>
+        </w:tc>
+        <w:tc>
+          <w:tcPr>
+            <w:tcW w:w="5850" w:type="dxa"/>
+            <w:tcMar>
+              <w:top w:w="30" w:type="dxa"/>
+              <w:left w:w="80" w:type="dxa"/>
+              <w:bottom w:w="30" w:type="dxa"/>
+              <w:right w:w="80" w:type="dxa"/>
+            </w:tcMar>
+          </w:tcPr>
+          <w:p w14:paraId="F0A1B2C3A4">
+            <w:pPr>
+              <w:spacing w:after="0" w:line="252" w:lineRule="auto"/>
+            </w:pPr>
+            <w:r>
+              <w:rPr>
+                <w:rFonts w:ascii="Wix Madefor Display" w:hAnsi="Wix Madefor Display"/>
+                <w:i/>
+                <w:color w:val="000000"/>
+                <w:sz w:val="16"/>
+              </w:rPr>
+              <w:t>Pattern-branded executive deliverable (.docx or structured summary)</w:t>
+            </w:r>
+          </w:p>
+        </w:tc>
+      </w:tr>
+      <w:tr w14:paraId="A1B2C3D4A0">
+        <w:tc>
+          <w:tcPr>
+            <w:tcW w:w="650" w:type="dxa"/>
+            <w:shd w:val="clear" w:color="auto" w:fill="E6EFFD"/>
+            <w:tcMar>
+              <w:top w:w="30" w:type="dxa"/>
+              <w:left w:w="80" w:type="dxa"/>
+              <w:bottom w:w="30" w:type="dxa"/>
+              <w:right w:w="80" w:type="dxa"/>
+            </w:tcMar>
+          </w:tcPr>
+          <w:p w14:paraId="A1B2C3D4A1">
+            <w:pPr>
+              <w:spacing w:after="0" w:line="240" w:lineRule="auto"/>
+              <w:jc w:val="center"/>
+            </w:pPr>
+            <w:r>
+              <w:rPr>
+                <w:rFonts w:ascii="Wix Madefor Display SemiBold" w:hAnsi="Wix Madefor Display SemiBold"/>
+                <w:b/>
+                <w:color w:val="4280F4"/>
+                <w:sz w:val="16"/>
+              </w:rPr>
+              <w:t>Pipeline</w:t>
+            </w:r>
+          </w:p>
+        </w:tc>
+        <w:tc>
+          <w:tcPr>
+            <w:tcW w:w="1700" w:type="dxa"/>
+            <w:tcMar>
+              <w:top w:w="30" w:type="dxa"/>
+              <w:left w:w="80" w:type="dxa"/>
+              <w:bottom w:w="30" w:type="dxa"/>
+              <w:right w:w="80" w:type="dxa"/>
+            </w:tcMar>
+          </w:tcPr>
+          <w:p w14:paraId="A1B2C3D4A2">
+            <w:pPr>
+              <w:spacing w:after="0" w:line="240" w:lineRule="auto"/>
+            </w:pPr>
+            <w:r>
+              <w:rPr>
+                <w:rFonts w:ascii="Wix Madefor Display SemiBold" w:hAnsi="Wix Madefor Display SemiBold"/>
+                <w:b/>
+                <w:color w:val="0F4761"/>
+                <w:sz w:val="17"/>
+              </w:rPr>
+              <w:t>ic-memo-pipeline</w:t>
+            </w:r>
+          </w:p>
+        </w:tc>
+        <w:tc>
+          <w:tcPr>
+            <w:tcW w:w="6500" w:type="dxa"/>
+            <w:tcMar>
+              <w:top w:w="30" w:type="dxa"/>
+              <w:left w:w="80" w:type="dxa"/>
+              <w:bottom w:w="30" w:type="dxa"/>
+              <w:right w:w="80" w:type="dxa"/>
+            </w:tcMar>
+          </w:tcPr>
+          <w:p w14:paraId="A1B2C3D4A3">
+            <w:pPr>
+              <w:spacing w:after="0" w:line="252" w:lineRule="auto"/>
+            </w:pPr>
+            <w:r>
+              <w:rPr>
+                <w:rFonts w:ascii="Wix Madefor Display" w:hAnsi="Wix Madefor Display"/>
+                <w:color w:val="000000"/>
+                <w:sz w:val="16"/>
+              </w:rPr>
+              <w:t>Full 10-section IC memo pipeline: intake → market research → NTB diligence → driver tree → section drafts → 5 iteration passes → Pattern DOCX → QA. Mode flags: NTB_MODE (full/skip), KPI_MODE (full/skip).</w:t>
+            </w:r>
+          </w:p>
+        </w:tc>
+        <w:tc>
+          <w:tcPr>
+            <w:tcW w:w="5850" w:type="dxa"/>
+            <w:tcMar>
+              <w:top w:w="30" w:type="dxa"/>
+              <w:left w:w="80" w:type="dxa"/>
+              <w:bottom w:w="30" w:type="dxa"/>
+              <w:right w:w="80" w:type="dxa"/>
+            </w:tcMar>
+          </w:tcPr>
+          <w:p w14:paraId="A1B2C3D4A4">
+            <w:pPr>
+              <w:spacing w:after="0" w:line="252" w:lineRule="auto"/>
+            </w:pPr>
+            <w:r>
+              <w:rPr>
+                <w:rFonts w:ascii="Wix Madefor Display" w:hAnsi="Wix Madefor Display"/>
+                <w:i/>
+                <w:color w:val="000000"/>
+                <w:sz w:val="16"/>
+              </w:rPr>
+              <w:t>Pattern-branded IC memo (.docx) — full investment committee deliverable</w:t>
+            </w:r>
+          </w:p>
+        </w:tc>
+      </w:tr>
+      <w:tr w14:paraId="B2C3D4E5A0">
+        <w:tc>
+          <w:tcPr>
+            <w:tcW w:w="650" w:type="dxa"/>
+            <w:shd w:val="clear" w:color="auto" w:fill="E6EFFD"/>
+            <w:tcMar>
+              <w:top w:w="30" w:type="dxa"/>
+              <w:left w:w="80" w:type="dxa"/>
+              <w:bottom w:w="30" w:type="dxa"/>
+              <w:right w:w="80" w:type="dxa"/>
+            </w:tcMar>
+          </w:tcPr>
+          <w:p w14:paraId="B2C3D4E5A1">
+            <w:pPr>
+              <w:spacing w:after="0" w:line="240" w:lineRule="auto"/>
+              <w:jc w:val="center"/>
+            </w:pPr>
+            <w:r>
+              <w:rPr>
+                <w:rFonts w:ascii="Wix Madefor Display SemiBold" w:hAnsi="Wix Madefor Display SemiBold"/>
+                <w:b/>
+                <w:color w:val="4280F4"/>
+                <w:sz w:val="16"/>
+              </w:rPr>
+              <w:t>Pipeline</w:t>
+            </w:r>
+          </w:p>
+        </w:tc>
+        <w:tc>
+          <w:tcPr>
+            <w:tcW w:w="1700" w:type="dxa"/>
+            <w:tcMar>
+              <w:top w:w="30" w:type="dxa"/>
+              <w:left w:w="80" w:type="dxa"/>
+              <w:bottom w:w="30" w:type="dxa"/>
+              <w:right w:w="80" w:type="dxa"/>
+            </w:tcMar>
+          </w:tcPr>
+          <w:p w14:paraId="B2C3D4E5A2">
+            <w:pPr>
+              <w:spacing w:after="0" w:line="240" w:lineRule="auto"/>
+            </w:pPr>
+            <w:r>
+              <w:rPr>
+                <w:rFonts w:ascii="Wix Madefor Display SemiBold" w:hAnsi="Wix Madefor Display SemiBold"/>
+                <w:b/>
+                <w:color w:val="0F4761"/>
+                <w:sz w:val="17"/>
+              </w:rPr>
+              <w:t>market-research-pipeline</w:t>
+            </w:r>
+          </w:p>
+        </w:tc>
+        <w:tc>
+          <w:tcPr>
+            <w:tcW w:w="6500" w:type="dxa"/>
+            <w:tcMar>
+              <w:top w:w="30" w:type="dxa"/>
+              <w:left w:w="80" w:type="dxa"/>
+              <w:bottom w:w="30" w:type="dxa"/>
+              <w:right w:w="80" w:type="dxa"/>
+            </w:tcMar>
+          </w:tcPr>
+          <w:p w14:paraId="B2C3D4E5A3">
+            <w:pPr>
+              <w:spacing w:after="0" w:line="252" w:lineRule="auto"/>
+            </w:pPr>
+            <w:r>
+              <w:rPr>
+                <w:rFonts w:ascii="Wix Madefor Display" w:hAnsi="Wix Madefor Display"/>
+                <w:color w:val="000000"/>
+                <w:sz w:val="16"/>
+              </w:rPr>
+              <w:t>Standalone market research report pipeline: brief → L4→L3→L2 research pyramid → theme synthesis → iterative draft passes → Pattern DOCX. Integrates mckinsey-consultant, market-research, writing-style, claim-scrutinizer.</w:t>
+            </w:r>
+          </w:p>
+        </w:tc>
+        <w:tc>
+          <w:tcPr>
+            <w:tcW w:w="5850" w:type="dxa"/>
+            <w:tcMar>
+              <w:top w:w="30" w:type="dxa"/>
+              <w:left w:w="80" w:type="dxa"/>
+              <w:bottom w:w="30" w:type="dxa"/>
+              <w:right w:w="80" w:type="dxa"/>
+            </w:tcMar>
+          </w:tcPr>
+          <w:p w14:paraId="B2C3D4E5A4">
+            <w:pPr>
+              <w:spacing w:after="0" w:line="252" w:lineRule="auto"/>
+            </w:pPr>
+            <w:r>
+              <w:rPr>
+                <w:rFonts w:ascii="Wix Madefor Display" w:hAnsi="Wix Madefor Display"/>
+                <w:i/>
+                <w:color w:val="000000"/>
+                <w:sz w:val="16"/>
+              </w:rPr>
+              <w:t>Pattern-branded market research report (.docx)</w:t>
+            </w:r>
+          </w:p>
+        </w:tc>
+      </w:tr>
     </w:tbl>
     <w:p>
       <w:pPr>
